--- a/PBL.docx
+++ b/PBL.docx
@@ -9,6 +9,7 @@
         <w:rPr>
           <w:b/>
           <w:bCs/>
+          <w:color w:val="156082" w:themeColor="accent1"/>
           <w:sz w:val="32"/>
           <w:szCs w:val="32"/>
           <w:lang w:val="en-US"/>
@@ -58,6 +59,7 @@
         <w:rPr>
           <w:b/>
           <w:bCs/>
+          <w:color w:val="156082" w:themeColor="accent1"/>
           <w:sz w:val="32"/>
           <w:szCs w:val="32"/>
           <w:lang w:val="en-US"/>
@@ -68,6 +70,7 @@
         <w:rPr>
           <w:b/>
           <w:bCs/>
+          <w:color w:val="156082" w:themeColor="accent1"/>
           <w:sz w:val="32"/>
           <w:szCs w:val="32"/>
           <w:lang w:val="en-US"/>
@@ -78,6 +81,7 @@
         <w:rPr>
           <w:b/>
           <w:bCs/>
+          <w:color w:val="156082" w:themeColor="accent1"/>
           <w:sz w:val="32"/>
           <w:szCs w:val="32"/>
           <w:lang w:val="en-US"/>
@@ -88,6 +92,7 @@
         <w:rPr>
           <w:b/>
           <w:bCs/>
+          <w:color w:val="156082" w:themeColor="accent1"/>
           <w:sz w:val="32"/>
           <w:szCs w:val="32"/>
           <w:lang w:val="en-US"/>
@@ -98,6 +103,7 @@
         <w:rPr>
           <w:b/>
           <w:bCs/>
+          <w:color w:val="156082" w:themeColor="accent1"/>
           <w:sz w:val="32"/>
           <w:szCs w:val="32"/>
           <w:lang w:val="en-US"/>
@@ -108,6 +114,7 @@
         <w:rPr>
           <w:b/>
           <w:bCs/>
+          <w:color w:val="156082" w:themeColor="accent1"/>
           <w:sz w:val="32"/>
           <w:szCs w:val="32"/>
           <w:lang w:val="en-US"/>
@@ -249,7 +256,7 @@
         <w:rPr>
           <w:lang w:val="en-SG"/>
         </w:rPr>
-        <w:t xml:space="preserve">is authentic and meaningful to students; </w:t>
+        <w:t>is authentic and meaningful to students</w:t>
       </w:r>
     </w:p>
     <w:p>
@@ -269,7 +276,7 @@
         <w:rPr>
           <w:lang w:val="en-SG"/>
         </w:rPr>
-        <w:t xml:space="preserve">involves real-world constraints and trade-offs; </w:t>
+        <w:t>involves real-world constraints and trade-offs</w:t>
       </w:r>
     </w:p>
     <w:p>
@@ -289,7 +296,7 @@
         <w:rPr>
           <w:lang w:val="en-SG"/>
         </w:rPr>
-        <w:t xml:space="preserve">requires students to apply scientific concepts and practices; </w:t>
+        <w:t>requires students to apply scientific concepts and practices</w:t>
       </w:r>
     </w:p>
     <w:p>
@@ -309,7 +316,7 @@
         <w:rPr>
           <w:lang w:val="en-SG"/>
         </w:rPr>
-        <w:t xml:space="preserve">allows for more than one possible solution; </w:t>
+        <w:t>allows for more than one possible solution</w:t>
       </w:r>
     </w:p>
     <w:p>
@@ -329,7 +336,7 @@
         <w:rPr>
           <w:lang w:val="en-SG"/>
         </w:rPr>
-        <w:t>supports students in making informed decisions and taking responsible action.</w:t>
+        <w:t>supports students in making informed decisions and taking responsible action</w:t>
       </w:r>
     </w:p>
     <w:p>
@@ -390,13 +397,13 @@
         <w:rPr>
           <w:lang w:val="en-US"/>
         </w:rPr>
-        <w:t xml:space="preserve">"What </w:t>
+        <w:t xml:space="preserve">What </w:t>
       </w:r>
       <w:r>
         <w:rPr>
           <w:lang w:val="en-SG"/>
         </w:rPr>
-        <w:t>is the problem we are trying to solve?”</w:t>
+        <w:t>is the problem we are trying to solve?</w:t>
       </w:r>
     </w:p>
     <w:p>
@@ -416,7 +423,7 @@
         <w:rPr>
           <w:lang w:val="en-SG"/>
         </w:rPr>
-        <w:t>“What do we already know, and what do we need to find out?”</w:t>
+        <w:t>What do we already know, and what do we need to find out?</w:t>
       </w:r>
     </w:p>
     <w:p>
@@ -436,7 +443,7 @@
         <w:rPr>
           <w:lang w:val="en-SG"/>
         </w:rPr>
-        <w:t xml:space="preserve">“What </w:t>
+        <w:t xml:space="preserve">What </w:t>
       </w:r>
       <w:r>
         <w:rPr>
@@ -448,7 +455,7 @@
         <w:rPr>
           <w:lang w:val="en-SG"/>
         </w:rPr>
-        <w:t xml:space="preserve"> do we need to collect?”</w:t>
+        <w:t xml:space="preserve"> do we need to collect?</w:t>
       </w:r>
     </w:p>
     <w:p>
@@ -468,7 +475,7 @@
         <w:rPr>
           <w:lang w:val="en-SG"/>
         </w:rPr>
-        <w:t>“What possible explanations or solutions can we propose?”</w:t>
+        <w:t>What possible explanations or solutions can we propose?</w:t>
       </w:r>
     </w:p>
     <w:p>
@@ -488,7 +495,7 @@
         <w:rPr>
           <w:lang w:val="en-SG"/>
         </w:rPr>
-        <w:t>“How can we justify our decision using scientific evidence?”</w:t>
+        <w:t>How can we justify our decision using scientific evidence?</w:t>
       </w:r>
     </w:p>
     <w:p>
@@ -508,7 +515,13 @@
         <w:rPr>
           <w:lang w:val="en-SG"/>
         </w:rPr>
-        <w:t>“What action can we take, and what trade-offs must we consider?</w:t>
+        <w:t>What action can we take, and what trade-offs must we consider</w:t>
+      </w:r>
+      <w:r>
+        <w:rPr>
+          <w:lang w:val="en-SG"/>
+        </w:rPr>
+        <w:t>?</w:t>
       </w:r>
     </w:p>
     <w:p>
@@ -644,7 +657,19 @@
         <w:rPr>
           <w:lang w:val="en-SG"/>
         </w:rPr>
-        <w:t>In this learning sequence, students first encounter an authentic problem on how Singapore should manage the impact of acidic rainfall on infrastructure and heritage building conservation.</w:t>
+        <w:t>In this learning sequence, students first encounter an authentic problem on acidic rainfall on</w:t>
+      </w:r>
+      <w:r>
+        <w:rPr>
+          <w:lang w:val="en-SG"/>
+        </w:rPr>
+        <w:t xml:space="preserve"> Singapore’s</w:t>
+      </w:r>
+      <w:r>
+        <w:rPr>
+          <w:lang w:val="en-SG"/>
+        </w:rPr>
+        <w:t xml:space="preserve"> infrastructure and heritage building conservation.</w:t>
       </w:r>
     </w:p>
     <w:p>
@@ -662,16 +687,14 @@
         <w:rPr>
           <w:lang w:val="en-SG"/>
         </w:rPr>
-        <w:t>They identify relevant facts and knowledge gaps, generate hypotheses about how acidic rainfall affects carbonate-based materials, conduct a practical investigation using acidic solutions and marble chips or limestone, apply their new knowledge to interpret evidence, and finally propose evidence-informed conservation actions.</w:t>
+        <w:t xml:space="preserve">Students </w:t>
       </w:r>
-    </w:p>
-    <w:p>
-      <w:pPr>
-        <w:spacing w:after="0"/>
+      <w:r>
         <w:rPr>
           <w:lang w:val="en-SG"/>
         </w:rPr>
-      </w:pPr>
+        <w:t>identify relevant facts and knowledge gaps, generate hypotheses about how acidic rainfall affects carbonate-based materials, conduct a practical investigation using acidic solutions and marble chips or limestone, apply their new knowledge to interpret evidence, and finally propose evidence-informed conservation actions.</w:t>
+      </w:r>
     </w:p>
     <w:tbl>
       <w:tblPr>
@@ -793,6 +816,7 @@
         </w:tc>
       </w:tr>
     </w:tbl>
+    <w:p/>
     <w:p/>
     <w:tbl>
       <w:tblPr>
@@ -898,7 +922,15 @@
                 <w:bCs/>
                 <w:lang w:val="en-SG"/>
               </w:rPr>
-              <w:t xml:space="preserve">Relevance of </w:t>
+              <w:t>Alignment</w:t>
+            </w:r>
+            <w:r>
+              <w:rPr>
+                <w:b/>
+                <w:bCs/>
+                <w:lang w:val="en-SG"/>
+              </w:rPr>
+              <w:t xml:space="preserve"> of </w:t>
             </w:r>
             <w:r>
               <w:rPr>
@@ -969,10 +1001,26 @@
             </w:r>
             <w:r>
               <w:rPr>
-                <w:b/>
-                <w:bCs/>
-              </w:rPr>
-              <w:t>“How should Singapore manage the impact of acidic rainfall on infrastructure and heritage building conservation?”</w:t>
+                <w:rFonts w:hint="eastAsia"/>
+                <w:b/>
+                <w:bCs/>
+              </w:rPr>
+              <w:t>“</w:t>
+            </w:r>
+            <w:r>
+              <w:rPr>
+                <w:b/>
+                <w:bCs/>
+              </w:rPr>
+              <w:t>How should Singapore manage the impact of acidic rainfall on infrastructure and heritage building conservation?</w:t>
+            </w:r>
+            <w:r>
+              <w:rPr>
+                <w:rFonts w:hint="eastAsia"/>
+                <w:b/>
+                <w:bCs/>
+              </w:rPr>
+              <w:t>”</w:t>
             </w:r>
           </w:p>
           <w:p>
@@ -989,10 +1037,10 @@
               <w:t xml:space="preserve">(Tech) </w:t>
             </w:r>
             <w:r>
-              <w:t xml:space="preserve">Use </w:t>
-            </w:r>
-            <w:r>
-              <w:t>images, videos and virtual tours of Singapore’s heritage buildings</w:t>
+              <w:t xml:space="preserve">Curate </w:t>
+            </w:r>
+            <w:r>
+              <w:t>virtual tours of Singapore’s heritage buildings</w:t>
             </w:r>
             <w:r>
               <w:t xml:space="preserve"> </w:t>
@@ -2295,22 +2343,6 @@
               <w:t xml:space="preserve">conservation efforts </w:t>
             </w:r>
           </w:p>
-          <w:p>
-            <w:pPr>
-              <w:spacing w:line="259" w:lineRule="auto"/>
-              <w:ind w:right="57"/>
-            </w:pPr>
-          </w:p>
-          <w:p>
-            <w:pPr>
-              <w:jc w:val="center"/>
-              <w:rPr>
-                <w:b/>
-                <w:bCs/>
-                <w:lang w:val="en-SG"/>
-              </w:rPr>
-            </w:pPr>
-          </w:p>
         </w:tc>
         <w:tc>
           <w:tcPr>
@@ -2503,8 +2535,11 @@
               </w:rPr>
             </w:pPr>
             <w:r>
+              <w:t xml:space="preserve">Help students explain how acidic rainfall affects </w:t>
+            </w:r>
+            <w:r>
               <w:lastRenderedPageBreak/>
-              <w:t>Help students explain how acidic rainfall affects carbonate-based building materials.</w:t>
+              <w:t>carbonate-based building materials.</w:t>
             </w:r>
           </w:p>
           <w:p>
@@ -2608,7 +2643,6 @@
               </w:rPr>
             </w:pPr>
             <w:r>
-              <w:lastRenderedPageBreak/>
               <w:t>Reflect on the reliability and limitations of their evidence.</w:t>
             </w:r>
           </w:p>
@@ -2624,6 +2658,7 @@
               </w:rPr>
             </w:pPr>
             <w:r>
+              <w:lastRenderedPageBreak/>
               <w:t>Develop, justify, and communicate a conservation plan using evidence from investigations and research.</w:t>
             </w:r>
           </w:p>
@@ -2664,25 +2699,28 @@
               <w:t xml:space="preserve">[Understand] </w:t>
             </w:r>
             <w:r>
-              <w:t xml:space="preserve">Students consolidate scientific understanding by linking evidence to explanations about acid-carbonate reactions and material </w:t>
-            </w:r>
-            <w:r>
+              <w:t>Students consolidate scientific understanding by linking evidence to explanations about acid-carbonate reactions and material degradation.</w:t>
+            </w:r>
+            <w:r>
+              <w:rPr>
+                <w:b/>
+                <w:bCs/>
+              </w:rPr>
+              <w:br/>
+            </w:r>
+            <w:r>
+              <w:rPr>
+                <w:b/>
+                <w:bCs/>
+              </w:rPr>
+              <w:br/>
+            </w:r>
+            <w:r>
+              <w:rPr>
+                <w:b/>
+                <w:bCs/>
+              </w:rPr>
               <w:lastRenderedPageBreak/>
-              <w:t>degradation.</w:t>
-            </w:r>
-            <w:r>
-              <w:rPr>
-                <w:b/>
-                <w:bCs/>
-              </w:rPr>
-              <w:br/>
-            </w:r>
-            <w:r>
-              <w:rPr>
-                <w:b/>
-                <w:bCs/>
-              </w:rPr>
-              <w:br/>
               <w:t xml:space="preserve">[Appreciate] </w:t>
             </w:r>
             <w:r>
@@ -2713,6 +2751,20 @@
     <w:p>
       <w:pPr>
         <w:pStyle w:val="Heading2"/>
+        <w:rPr>
+          <w:lang w:val="en-US"/>
+        </w:rPr>
+      </w:pPr>
+    </w:p>
+    <w:p>
+      <w:pPr>
+        <w:rPr>
+          <w:lang w:val="en-US"/>
+        </w:rPr>
+      </w:pPr>
+    </w:p>
+    <w:p>
+      <w:pPr>
         <w:rPr>
           <w:lang w:val="en-US"/>
         </w:rPr>
@@ -2925,11 +2977,15 @@
             <w:pPr>
               <w:jc w:val="center"/>
               <w:rPr>
+                <w:b/>
+                <w:bCs/>
                 <w:lang w:val="en-US"/>
               </w:rPr>
             </w:pPr>
             <w:r>
               <w:rPr>
+                <w:b/>
+                <w:bCs/>
                 <w:lang w:val="en-US"/>
               </w:rPr>
               <w:t>Problem Scenario</w:t>
@@ -2992,6 +3048,11 @@
           </w:tcPr>
           <w:p>
             <w:pPr>
+              <w:pStyle w:val="ListParagraph"/>
+              <w:numPr>
+                <w:ilvl w:val="0"/>
+                <w:numId w:val="22"/>
+              </w:numPr>
               <w:rPr>
                 <w:lang w:val="en-US"/>
               </w:rPr>
@@ -3000,11 +3061,16 @@
               <w:rPr>
                 <w:lang w:val="en-US"/>
               </w:rPr>
-              <w:t>• Encourage students to independently identify relevant scientific, environmental, social, economic, and cultural dimensions of the problem.</w:t>
-            </w:r>
-          </w:p>
-          <w:p>
-            <w:pPr>
+              <w:t>Encourage students to independently identify relevant scientific, environmental, social, economic, and cultural dimensions of the problem.</w:t>
+            </w:r>
+          </w:p>
+          <w:p>
+            <w:pPr>
+              <w:pStyle w:val="ListParagraph"/>
+              <w:numPr>
+                <w:ilvl w:val="0"/>
+                <w:numId w:val="22"/>
+              </w:numPr>
               <w:rPr>
                 <w:lang w:val="en-US"/>
               </w:rPr>
@@ -3013,7 +3079,7 @@
               <w:rPr>
                 <w:lang w:val="en-US"/>
               </w:rPr>
-              <w:t>• Invite students to formulate their own problem statements and identify stakeholders.</w:t>
+              <w:t>Invite students to formulate their own problem statements and identify stakeholders.</w:t>
             </w:r>
           </w:p>
         </w:tc>
@@ -6484,7 +6550,7 @@
   <w:abstractNum w:abstractNumId="22" w15:restartNumberingAfterBreak="0">
     <w:nsid w:val="6D3E362A"/>
     <w:multiLevelType w:val="hybridMultilevel"/>
-    <w:tmpl w:val="54E67EF8"/>
+    <w:tmpl w:val="24229A0A"/>
     <w:lvl w:ilvl="0" w:tplc="48090001">
       <w:start w:val="1"/>
       <w:numFmt w:val="bullet"/>

--- a/PBL.docx
+++ b/PBL.docx
@@ -205,6 +205,72 @@
     </w:p>
     <w:p>
       <w:pPr>
+        <w:spacing w:after="0"/>
+        <w:jc w:val="both"/>
+        <w:rPr>
+          <w:lang w:val="en-US"/>
+        </w:rPr>
+      </w:pPr>
+    </w:p>
+    <w:p>
+      <w:pPr>
+        <w:spacing w:after="0"/>
+        <w:jc w:val="both"/>
+        <w:rPr>
+          <w:lang w:val="en-US"/>
+        </w:rPr>
+      </w:pPr>
+      <w:r>
+        <w:rPr>
+          <w:noProof/>
+          <w:lang w:val="en-US"/>
+          <w14:ligatures w14:val="standardContextual"/>
+        </w:rPr>
+        <w:drawing>
+          <wp:inline distT="0" distB="0" distL="0" distR="0" wp14:anchorId="6C8DAA09" wp14:editId="2EEF18F7">
+            <wp:extent cx="5687219" cy="7201905"/>
+            <wp:effectExtent l="0" t="0" r="8890" b="0"/>
+            <wp:docPr id="164515410" name="Picture 1"/>
+            <wp:cNvGraphicFramePr>
+              <a:graphicFrameLocks xmlns:a="http://schemas.openxmlformats.org/drawingml/2006/main" noChangeAspect="1"/>
+            </wp:cNvGraphicFramePr>
+            <a:graphic xmlns:a="http://schemas.openxmlformats.org/drawingml/2006/main">
+              <a:graphicData uri="http://schemas.openxmlformats.org/drawingml/2006/picture">
+                <pic:pic xmlns:pic="http://schemas.openxmlformats.org/drawingml/2006/picture">
+                  <pic:nvPicPr>
+                    <pic:cNvPr id="164515410" name="Picture 164515410"/>
+                    <pic:cNvPicPr/>
+                  </pic:nvPicPr>
+                  <pic:blipFill>
+                    <a:blip r:embed="rId8">
+                      <a:extLst>
+                        <a:ext uri="{28A0092B-C50C-407E-A947-70E740481C1C}">
+                          <a14:useLocalDpi xmlns:a14="http://schemas.microsoft.com/office/drawing/2010/main" val="0"/>
+                        </a:ext>
+                      </a:extLst>
+                    </a:blip>
+                    <a:stretch>
+                      <a:fillRect/>
+                    </a:stretch>
+                  </pic:blipFill>
+                  <pic:spPr>
+                    <a:xfrm>
+                      <a:off x="0" y="0"/>
+                      <a:ext cx="5687219" cy="7201905"/>
+                    </a:xfrm>
+                    <a:prstGeom prst="rect">
+                      <a:avLst/>
+                    </a:prstGeom>
+                  </pic:spPr>
+                </pic:pic>
+              </a:graphicData>
+            </a:graphic>
+          </wp:inline>
+        </w:drawing>
+      </w:r>
+    </w:p>
+    <w:p>
+      <w:pPr>
         <w:pStyle w:val="ListParagraph"/>
         <w:spacing w:after="0"/>
         <w:ind w:left="426"/>
@@ -232,12 +298,14 @@
         </w:rPr>
         <w:t>PBL is especially useful when the problem</w:t>
       </w:r>
+      <w:proofErr w:type="gramStart"/>
       <w:r>
         <w:rPr>
           <w:lang w:val="en-US"/>
         </w:rPr>
         <w:t>:</w:t>
       </w:r>
+      <w:proofErr w:type="gramEnd"/>
     </w:p>
     <w:p>
       <w:pPr>
@@ -2217,7 +2285,23 @@
                 <w:b/>
                 <w:bCs/>
               </w:rPr>
-              <w:t xml:space="preserve">[Take Action] </w:t>
+              <w:t>[</w:t>
+            </w:r>
+            <w:proofErr w:type="gramStart"/>
+            <w:r>
+              <w:rPr>
+                <w:b/>
+                <w:bCs/>
+              </w:rPr>
+              <w:t>Take Action</w:t>
+            </w:r>
+            <w:proofErr w:type="gramEnd"/>
+            <w:r>
+              <w:rPr>
+                <w:b/>
+                <w:bCs/>
+              </w:rPr>
+              <w:t xml:space="preserve">] </w:t>
             </w:r>
             <w:r>
               <w:t>Students take ownership of their learning by identifying and addressing knowledge gaps needed to solve a real-world problem.</w:t>
@@ -2270,7 +2354,15 @@
               </w:rPr>
             </w:pPr>
             <w:r>
-              <w:t>to evaluate their hypotheses in light of what they have learnt</w:t>
+              <w:t xml:space="preserve">to evaluate their hypotheses </w:t>
+            </w:r>
+            <w:proofErr w:type="gramStart"/>
+            <w:r>
+              <w:t>in light of</w:t>
+            </w:r>
+            <w:proofErr w:type="gramEnd"/>
+            <w:r>
+              <w:t xml:space="preserve"> what they have learnt</w:t>
             </w:r>
           </w:p>
         </w:tc>
@@ -2739,7 +2831,23 @@
                 <w:bCs/>
               </w:rPr>
               <w:br/>
-              <w:t xml:space="preserve">[Take Action] </w:t>
+              <w:t>[</w:t>
+            </w:r>
+            <w:proofErr w:type="gramStart"/>
+            <w:r>
+              <w:rPr>
+                <w:b/>
+                <w:bCs/>
+              </w:rPr>
+              <w:t>Take Action</w:t>
+            </w:r>
+            <w:proofErr w:type="gramEnd"/>
+            <w:r>
+              <w:rPr>
+                <w:b/>
+                <w:bCs/>
+              </w:rPr>
+              <w:t xml:space="preserve">] </w:t>
             </w:r>
             <w:r>
               <w:t>Students apply scientific understanding to propose and justify evidence-informed solutions to a real-world challenge.</w:t>
@@ -3473,7 +3581,15 @@
               </w:rPr>
             </w:pPr>
             <w:r>
-              <w:t>to evaluate their hypotheses in light of what they have learnt</w:t>
+              <w:t xml:space="preserve">to evaluate their hypotheses </w:t>
+            </w:r>
+            <w:proofErr w:type="gramStart"/>
+            <w:r>
+              <w:t>in light of</w:t>
+            </w:r>
+            <w:proofErr w:type="gramEnd"/>
+            <w:r>
+              <w:t xml:space="preserve"> what they have learnt</w:t>
             </w:r>
           </w:p>
         </w:tc>
@@ -8454,12 +8570,14 @@
 </file>
 
 <file path=customXml/item1.xml><?xml version="1.0" encoding="utf-8"?>
-<?mso-contentType ?>
-<FormTemplates xmlns="http://schemas.microsoft.com/sharepoint/v3/contenttype/forms">
-  <Display>DocumentLibraryForm</Display>
-  <Edit>DocumentLibraryForm</Edit>
-  <New>DocumentLibraryForm</New>
-</FormTemplates>
+<p:properties xmlns:p="http://schemas.microsoft.com/office/2006/metadata/properties" xmlns:xsi="http://www.w3.org/2001/XMLSchema-instance" xmlns:pc="http://schemas.microsoft.com/office/infopath/2007/PartnerControls">
+  <documentManagement>
+    <TaxCatchAll xmlns="023b6993-7b2a-47fc-abda-801f9cfc4a22" xsi:nil="true"/>
+    <lcf76f155ced4ddcb4097134ff3c332f xmlns="8e7907c9-d300-453a-973f-22b249258053">
+      <Terms xmlns="http://schemas.microsoft.com/office/infopath/2007/PartnerControls"/>
+    </lcf76f155ced4ddcb4097134ff3c332f>
+  </documentManagement>
+</p:properties>
 </file>
 
 <file path=customXml/item2.xml><?xml version="1.0" encoding="utf-8"?>
@@ -8718,20 +8836,21 @@
 </file>
 
 <file path=customXml/item3.xml><?xml version="1.0" encoding="utf-8"?>
-<p:properties xmlns:p="http://schemas.microsoft.com/office/2006/metadata/properties" xmlns:xsi="http://www.w3.org/2001/XMLSchema-instance" xmlns:pc="http://schemas.microsoft.com/office/infopath/2007/PartnerControls">
-  <documentManagement>
-    <TaxCatchAll xmlns="023b6993-7b2a-47fc-abda-801f9cfc4a22" xsi:nil="true"/>
-    <lcf76f155ced4ddcb4097134ff3c332f xmlns="8e7907c9-d300-453a-973f-22b249258053">
-      <Terms xmlns="http://schemas.microsoft.com/office/infopath/2007/PartnerControls"/>
-    </lcf76f155ced4ddcb4097134ff3c332f>
-  </documentManagement>
-</p:properties>
+<?mso-contentType ?>
+<FormTemplates xmlns="http://schemas.microsoft.com/sharepoint/v3/contenttype/forms">
+  <Display>DocumentLibraryForm</Display>
+  <Edit>DocumentLibraryForm</Edit>
+  <New>DocumentLibraryForm</New>
+</FormTemplates>
 </file>
 
 <file path=customXml/itemProps1.xml><?xml version="1.0" encoding="utf-8"?>
-<ds:datastoreItem xmlns:ds="http://schemas.openxmlformats.org/officeDocument/2006/customXml" ds:itemID="{8A72097D-34D3-4579-B8EE-45EB31A9D5F5}">
+<ds:datastoreItem xmlns:ds="http://schemas.openxmlformats.org/officeDocument/2006/customXml" ds:itemID="{B0C085E3-8465-4944-ACB0-B7D2E6DC4A83}">
   <ds:schemaRefs>
-    <ds:schemaRef ds:uri="http://schemas.microsoft.com/sharepoint/v3/contenttype/forms"/>
+    <ds:schemaRef ds:uri="http://schemas.microsoft.com/office/2006/metadata/properties"/>
+    <ds:schemaRef ds:uri="http://schemas.microsoft.com/office/infopath/2007/PartnerControls"/>
+    <ds:schemaRef ds:uri="023b6993-7b2a-47fc-abda-801f9cfc4a22"/>
+    <ds:schemaRef ds:uri="8e7907c9-d300-453a-973f-22b249258053"/>
   </ds:schemaRefs>
 </ds:datastoreItem>
 </file>
@@ -8756,12 +8875,9 @@
 </file>
 
 <file path=customXml/itemProps3.xml><?xml version="1.0" encoding="utf-8"?>
-<ds:datastoreItem xmlns:ds="http://schemas.openxmlformats.org/officeDocument/2006/customXml" ds:itemID="{B0C085E3-8465-4944-ACB0-B7D2E6DC4A83}">
+<ds:datastoreItem xmlns:ds="http://schemas.openxmlformats.org/officeDocument/2006/customXml" ds:itemID="{8A72097D-34D3-4579-B8EE-45EB31A9D5F5}">
   <ds:schemaRefs>
-    <ds:schemaRef ds:uri="http://schemas.microsoft.com/office/2006/metadata/properties"/>
-    <ds:schemaRef ds:uri="http://schemas.microsoft.com/office/infopath/2007/PartnerControls"/>
-    <ds:schemaRef ds:uri="023b6993-7b2a-47fc-abda-801f9cfc4a22"/>
-    <ds:schemaRef ds:uri="8e7907c9-d300-453a-973f-22b249258053"/>
+    <ds:schemaRef ds:uri="http://schemas.microsoft.com/sharepoint/v3/contenttype/forms"/>
   </ds:schemaRefs>
 </ds:datastoreItem>
 </file>
--- a/PBL.docx
+++ b/PBL.docx
@@ -227,10 +227,10 @@
           <w14:ligatures w14:val="standardContextual"/>
         </w:rPr>
         <w:drawing>
-          <wp:inline distT="0" distB="0" distL="0" distR="0" wp14:anchorId="6C8DAA09" wp14:editId="2EEF18F7">
-            <wp:extent cx="5687219" cy="7201905"/>
+          <wp:inline distT="0" distB="0" distL="0" distR="0" wp14:anchorId="666EA94B" wp14:editId="0CAA76EE">
+            <wp:extent cx="5401429" cy="7201905"/>
             <wp:effectExtent l="0" t="0" r="8890" b="0"/>
-            <wp:docPr id="164515410" name="Picture 1"/>
+            <wp:docPr id="1023646037" name="Picture 1" descr="The image illustrates the Problem-Based Learning (PBL) process, highlighting its collaborative nature, problem-solving approach, and the role of the teacher in facilitating learning and critical thinking.&#10;&#10;AI-generated content may be incorrect."/>
             <wp:cNvGraphicFramePr>
               <a:graphicFrameLocks xmlns:a="http://schemas.openxmlformats.org/drawingml/2006/main" noChangeAspect="1"/>
             </wp:cNvGraphicFramePr>
@@ -238,7 +238,7 @@
               <a:graphicData uri="http://schemas.openxmlformats.org/drawingml/2006/picture">
                 <pic:pic xmlns:pic="http://schemas.openxmlformats.org/drawingml/2006/picture">
                   <pic:nvPicPr>
-                    <pic:cNvPr id="164515410" name="Picture 164515410"/>
+                    <pic:cNvPr id="1023646037" name="Picture 1" descr="The image illustrates the Problem-Based Learning (PBL) process, highlighting its collaborative nature, problem-solving approach, and the role of the teacher in facilitating learning and critical thinking.&#10;&#10;AI-generated content may be incorrect."/>
                     <pic:cNvPicPr/>
                   </pic:nvPicPr>
                   <pic:blipFill>
@@ -256,7 +256,7 @@
                   <pic:spPr>
                     <a:xfrm>
                       <a:off x="0" y="0"/>
-                      <a:ext cx="5687219" cy="7201905"/>
+                      <a:ext cx="5401429" cy="7201905"/>
                     </a:xfrm>
                     <a:prstGeom prst="rect">
                       <a:avLst/>
@@ -271,349 +271,6 @@
     </w:p>
     <w:p>
       <w:pPr>
-        <w:pStyle w:val="ListParagraph"/>
-        <w:spacing w:after="0"/>
-        <w:ind w:left="426"/>
-        <w:jc w:val="both"/>
-        <w:rPr>
-          <w:lang w:val="en-US"/>
-        </w:rPr>
-      </w:pPr>
-    </w:p>
-    <w:p>
-      <w:pPr>
-        <w:pStyle w:val="ListParagraph"/>
-        <w:numPr>
-          <w:ilvl w:val="0"/>
-          <w:numId w:val="6"/>
-        </w:numPr>
-        <w:spacing w:after="0"/>
-        <w:rPr>
-          <w:lang w:val="en-US"/>
-        </w:rPr>
-      </w:pPr>
-      <w:r>
-        <w:rPr>
-          <w:lang w:val="en-US"/>
-        </w:rPr>
-        <w:t>PBL is especially useful when the problem</w:t>
-      </w:r>
-      <w:proofErr w:type="gramStart"/>
-      <w:r>
-        <w:rPr>
-          <w:lang w:val="en-US"/>
-        </w:rPr>
-        <w:t>:</w:t>
-      </w:r>
-      <w:proofErr w:type="gramEnd"/>
-    </w:p>
-    <w:p>
-      <w:pPr>
-        <w:pStyle w:val="ListParagraph"/>
-        <w:numPr>
-          <w:ilvl w:val="1"/>
-          <w:numId w:val="6"/>
-        </w:numPr>
-        <w:spacing w:after="0"/>
-        <w:ind w:left="851"/>
-        <w:rPr>
-          <w:lang w:val="en-SG"/>
-        </w:rPr>
-      </w:pPr>
-      <w:r>
-        <w:rPr>
-          <w:lang w:val="en-SG"/>
-        </w:rPr>
-        <w:t>is authentic and meaningful to students</w:t>
-      </w:r>
-    </w:p>
-    <w:p>
-      <w:pPr>
-        <w:pStyle w:val="ListParagraph"/>
-        <w:numPr>
-          <w:ilvl w:val="1"/>
-          <w:numId w:val="6"/>
-        </w:numPr>
-        <w:spacing w:after="0"/>
-        <w:ind w:left="851"/>
-        <w:rPr>
-          <w:lang w:val="en-SG"/>
-        </w:rPr>
-      </w:pPr>
-      <w:r>
-        <w:rPr>
-          <w:lang w:val="en-SG"/>
-        </w:rPr>
-        <w:t>involves real-world constraints and trade-offs</w:t>
-      </w:r>
-    </w:p>
-    <w:p>
-      <w:pPr>
-        <w:pStyle w:val="ListParagraph"/>
-        <w:numPr>
-          <w:ilvl w:val="1"/>
-          <w:numId w:val="6"/>
-        </w:numPr>
-        <w:spacing w:after="0"/>
-        <w:ind w:left="851"/>
-        <w:rPr>
-          <w:lang w:val="en-SG"/>
-        </w:rPr>
-      </w:pPr>
-      <w:r>
-        <w:rPr>
-          <w:lang w:val="en-SG"/>
-        </w:rPr>
-        <w:t>requires students to apply scientific concepts and practices</w:t>
-      </w:r>
-    </w:p>
-    <w:p>
-      <w:pPr>
-        <w:pStyle w:val="ListParagraph"/>
-        <w:numPr>
-          <w:ilvl w:val="1"/>
-          <w:numId w:val="6"/>
-        </w:numPr>
-        <w:spacing w:after="0"/>
-        <w:ind w:left="851"/>
-        <w:rPr>
-          <w:lang w:val="en-SG"/>
-        </w:rPr>
-      </w:pPr>
-      <w:r>
-        <w:rPr>
-          <w:lang w:val="en-SG"/>
-        </w:rPr>
-        <w:t>allows for more than one possible solution</w:t>
-      </w:r>
-    </w:p>
-    <w:p>
-      <w:pPr>
-        <w:pStyle w:val="ListParagraph"/>
-        <w:numPr>
-          <w:ilvl w:val="1"/>
-          <w:numId w:val="6"/>
-        </w:numPr>
-        <w:spacing w:after="0"/>
-        <w:ind w:left="851"/>
-        <w:rPr>
-          <w:lang w:val="en-US"/>
-        </w:rPr>
-      </w:pPr>
-      <w:r>
-        <w:rPr>
-          <w:lang w:val="en-SG"/>
-        </w:rPr>
-        <w:t>supports students in making informed decisions and taking responsible action</w:t>
-      </w:r>
-    </w:p>
-    <w:p>
-      <w:pPr>
-        <w:pStyle w:val="ListParagraph"/>
-        <w:spacing w:after="0"/>
-        <w:ind w:left="851"/>
-        <w:rPr>
-          <w:lang w:val="en-US"/>
-        </w:rPr>
-      </w:pPr>
-    </w:p>
-    <w:p>
-      <w:pPr>
-        <w:pStyle w:val="ListParagraph"/>
-        <w:numPr>
-          <w:ilvl w:val="0"/>
-          <w:numId w:val="6"/>
-        </w:numPr>
-        <w:spacing w:after="0"/>
-        <w:rPr>
-          <w:lang w:val="en-US"/>
-        </w:rPr>
-      </w:pPr>
-      <w:r>
-        <w:rPr>
-          <w:lang w:val="en-US"/>
-        </w:rPr>
-        <w:t xml:space="preserve">The following questions are characteristic of </w:t>
-      </w:r>
-      <w:r>
-        <w:rPr>
-          <w:lang w:val="en-US"/>
-        </w:rPr>
-        <w:t>P</w:t>
-      </w:r>
-      <w:r>
-        <w:rPr>
-          <w:lang w:val="en-US"/>
-        </w:rPr>
-        <w:t>BL:</w:t>
-      </w:r>
-    </w:p>
-    <w:p>
-      <w:pPr>
-        <w:pStyle w:val="ListParagraph"/>
-        <w:numPr>
-          <w:ilvl w:val="1"/>
-          <w:numId w:val="6"/>
-        </w:numPr>
-        <w:spacing w:after="0"/>
-        <w:ind w:left="851"/>
-        <w:rPr>
-          <w:lang w:val="en-SG"/>
-        </w:rPr>
-      </w:pPr>
-      <w:r>
-        <w:rPr>
-          <w:lang w:val="en-US"/>
-        </w:rPr>
-        <w:t xml:space="preserve">What </w:t>
-      </w:r>
-      <w:r>
-        <w:rPr>
-          <w:lang w:val="en-SG"/>
-        </w:rPr>
-        <w:t>is the problem we are trying to solve?</w:t>
-      </w:r>
-    </w:p>
-    <w:p>
-      <w:pPr>
-        <w:pStyle w:val="ListParagraph"/>
-        <w:numPr>
-          <w:ilvl w:val="1"/>
-          <w:numId w:val="6"/>
-        </w:numPr>
-        <w:spacing w:after="0"/>
-        <w:ind w:left="851"/>
-        <w:rPr>
-          <w:lang w:val="en-SG"/>
-        </w:rPr>
-      </w:pPr>
-      <w:r>
-        <w:rPr>
-          <w:lang w:val="en-SG"/>
-        </w:rPr>
-        <w:t>What do we already know, and what do we need to find out?</w:t>
-      </w:r>
-    </w:p>
-    <w:p>
-      <w:pPr>
-        <w:pStyle w:val="ListParagraph"/>
-        <w:numPr>
-          <w:ilvl w:val="1"/>
-          <w:numId w:val="6"/>
-        </w:numPr>
-        <w:spacing w:after="0"/>
-        <w:ind w:left="851"/>
-        <w:rPr>
-          <w:lang w:val="en-SG"/>
-        </w:rPr>
-      </w:pPr>
-      <w:r>
-        <w:rPr>
-          <w:lang w:val="en-SG"/>
-        </w:rPr>
-        <w:t xml:space="preserve">What </w:t>
-      </w:r>
-      <w:r>
-        <w:rPr>
-          <w:lang w:val="en-SG"/>
-        </w:rPr>
-        <w:t>data</w:t>
-      </w:r>
-      <w:r>
-        <w:rPr>
-          <w:lang w:val="en-SG"/>
-        </w:rPr>
-        <w:t xml:space="preserve"> do we need to collect?</w:t>
-      </w:r>
-    </w:p>
-    <w:p>
-      <w:pPr>
-        <w:pStyle w:val="ListParagraph"/>
-        <w:numPr>
-          <w:ilvl w:val="1"/>
-          <w:numId w:val="6"/>
-        </w:numPr>
-        <w:spacing w:after="0"/>
-        <w:ind w:left="851"/>
-        <w:rPr>
-          <w:lang w:val="en-SG"/>
-        </w:rPr>
-      </w:pPr>
-      <w:r>
-        <w:rPr>
-          <w:lang w:val="en-SG"/>
-        </w:rPr>
-        <w:t>What possible explanations or solutions can we propose?</w:t>
-      </w:r>
-    </w:p>
-    <w:p>
-      <w:pPr>
-        <w:pStyle w:val="ListParagraph"/>
-        <w:numPr>
-          <w:ilvl w:val="1"/>
-          <w:numId w:val="6"/>
-        </w:numPr>
-        <w:spacing w:after="0"/>
-        <w:ind w:left="851"/>
-        <w:rPr>
-          <w:lang w:val="en-SG"/>
-        </w:rPr>
-      </w:pPr>
-      <w:r>
-        <w:rPr>
-          <w:lang w:val="en-SG"/>
-        </w:rPr>
-        <w:t>How can we justify our decision using scientific evidence?</w:t>
-      </w:r>
-    </w:p>
-    <w:p>
-      <w:pPr>
-        <w:pStyle w:val="ListParagraph"/>
-        <w:numPr>
-          <w:ilvl w:val="1"/>
-          <w:numId w:val="6"/>
-        </w:numPr>
-        <w:spacing w:after="0"/>
-        <w:ind w:left="851"/>
-        <w:rPr>
-          <w:lang w:val="en-SG"/>
-        </w:rPr>
-      </w:pPr>
-      <w:r>
-        <w:rPr>
-          <w:lang w:val="en-SG"/>
-        </w:rPr>
-        <w:t>What action can we take, and what trade-offs must we consider</w:t>
-      </w:r>
-      <w:r>
-        <w:rPr>
-          <w:lang w:val="en-SG"/>
-        </w:rPr>
-        <w:t>?</w:t>
-      </w:r>
-    </w:p>
-    <w:p>
-      <w:pPr>
-        <w:pStyle w:val="ListParagraph"/>
-        <w:ind w:left="851"/>
-        <w:rPr>
-          <w:lang w:val="en-US"/>
-        </w:rPr>
-      </w:pPr>
-    </w:p>
-    <w:p>
-      <w:pPr>
-        <w:pStyle w:val="ListParagraph"/>
-        <w:ind w:left="851"/>
-        <w:rPr>
-          <w:lang w:val="en-US"/>
-        </w:rPr>
-      </w:pPr>
-    </w:p>
-    <w:p>
-      <w:pPr>
-        <w:pStyle w:val="ListParagraph"/>
-        <w:ind w:left="851"/>
         <w:rPr>
           <w:lang w:val="en-US"/>
         </w:rPr>
@@ -627,14 +284,6 @@
     </w:p>
     <w:p>
       <w:pPr>
-        <w:rPr>
-          <w:lang w:val="en-US"/>
-        </w:rPr>
-      </w:pPr>
-    </w:p>
-    <w:p>
-      <w:pPr>
-        <w:ind w:left="851"/>
         <w:rPr>
           <w:lang w:val="en-US"/>
         </w:rPr>
@@ -1960,7 +1609,6 @@
                 <w:b/>
                 <w:bCs/>
               </w:rPr>
-              <w:lastRenderedPageBreak/>
               <w:t>Identify Knowledge Deficiencies</w:t>
             </w:r>
           </w:p>
@@ -2285,23 +1933,7 @@
                 <w:b/>
                 <w:bCs/>
               </w:rPr>
-              <w:t>[</w:t>
-            </w:r>
-            <w:proofErr w:type="gramStart"/>
-            <w:r>
-              <w:rPr>
-                <w:b/>
-                <w:bCs/>
-              </w:rPr>
-              <w:t>Take Action</w:t>
-            </w:r>
-            <w:proofErr w:type="gramEnd"/>
-            <w:r>
-              <w:rPr>
-                <w:b/>
-                <w:bCs/>
-              </w:rPr>
-              <w:t xml:space="preserve">] </w:t>
+              <w:t xml:space="preserve">[Take Action] </w:t>
             </w:r>
             <w:r>
               <w:t>Students take ownership of their learning by identifying and addressing knowledge gaps needed to solve a real-world problem.</w:t>
@@ -2354,15 +1986,7 @@
               </w:rPr>
             </w:pPr>
             <w:r>
-              <w:t xml:space="preserve">to evaluate their hypotheses </w:t>
-            </w:r>
-            <w:proofErr w:type="gramStart"/>
-            <w:r>
-              <w:t>in light of</w:t>
-            </w:r>
-            <w:proofErr w:type="gramEnd"/>
-            <w:r>
-              <w:t xml:space="preserve"> what they have learnt</w:t>
+              <w:t>to evaluate their hypotheses in light of what they have learnt</w:t>
             </w:r>
           </w:p>
         </w:tc>
@@ -2831,23 +2455,7 @@
                 <w:bCs/>
               </w:rPr>
               <w:br/>
-              <w:t>[</w:t>
-            </w:r>
-            <w:proofErr w:type="gramStart"/>
-            <w:r>
-              <w:rPr>
-                <w:b/>
-                <w:bCs/>
-              </w:rPr>
-              <w:t>Take Action</w:t>
-            </w:r>
-            <w:proofErr w:type="gramEnd"/>
-            <w:r>
-              <w:rPr>
-                <w:b/>
-                <w:bCs/>
-              </w:rPr>
-              <w:t xml:space="preserve">] </w:t>
+              <w:t xml:space="preserve">[Take Action] </w:t>
             </w:r>
             <w:r>
               <w:t>Students apply scientific understanding to propose and justify evidence-informed solutions to a real-world challenge.</w:t>
@@ -3581,15 +3189,7 @@
               </w:rPr>
             </w:pPr>
             <w:r>
-              <w:t xml:space="preserve">to evaluate their hypotheses </w:t>
-            </w:r>
-            <w:proofErr w:type="gramStart"/>
-            <w:r>
-              <w:t>in light of</w:t>
-            </w:r>
-            <w:proofErr w:type="gramEnd"/>
-            <w:r>
-              <w:t xml:space="preserve"> what they have learnt</w:t>
+              <w:t>to evaluate their hypotheses in light of what they have learnt</w:t>
             </w:r>
           </w:p>
         </w:tc>
@@ -8570,17 +8170,6 @@
 </file>
 
 <file path=customXml/item1.xml><?xml version="1.0" encoding="utf-8"?>
-<p:properties xmlns:p="http://schemas.microsoft.com/office/2006/metadata/properties" xmlns:xsi="http://www.w3.org/2001/XMLSchema-instance" xmlns:pc="http://schemas.microsoft.com/office/infopath/2007/PartnerControls">
-  <documentManagement>
-    <TaxCatchAll xmlns="023b6993-7b2a-47fc-abda-801f9cfc4a22" xsi:nil="true"/>
-    <lcf76f155ced4ddcb4097134ff3c332f xmlns="8e7907c9-d300-453a-973f-22b249258053">
-      <Terms xmlns="http://schemas.microsoft.com/office/infopath/2007/PartnerControls"/>
-    </lcf76f155ced4ddcb4097134ff3c332f>
-  </documentManagement>
-</p:properties>
-</file>
-
-<file path=customXml/item2.xml><?xml version="1.0" encoding="utf-8"?>
 <ct:contentTypeSchema xmlns:ct="http://schemas.microsoft.com/office/2006/metadata/contentType" xmlns:ma="http://schemas.microsoft.com/office/2006/metadata/properties/metaAttributes" ct:_="" ma:_="" ma:contentTypeName="Document" ma:contentTypeID="0x010100AC396C50D41E3A4091F741143D4A7CC7" ma:contentTypeVersion="18" ma:contentTypeDescription="Create a new document." ma:contentTypeScope="" ma:versionID="f378cebc068dfd670ebd76e205da12b1">
   <xsd:schema xmlns:xsd="http://www.w3.org/2001/XMLSchema" xmlns:xs="http://www.w3.org/2001/XMLSchema" xmlns:p="http://schemas.microsoft.com/office/2006/metadata/properties" xmlns:ns2="8e7907c9-d300-453a-973f-22b249258053" xmlns:ns3="023b6993-7b2a-47fc-abda-801f9cfc4a22" targetNamespace="http://schemas.microsoft.com/office/2006/metadata/properties" ma:root="true" ma:fieldsID="2f4f494262955d3b6ca69ec50711387d" ns2:_="" ns3:_="">
     <xsd:import namespace="8e7907c9-d300-453a-973f-22b249258053"/>
@@ -8835,6 +8424,17 @@
 </ct:contentTypeSchema>
 </file>
 
+<file path=customXml/item2.xml><?xml version="1.0" encoding="utf-8"?>
+<p:properties xmlns:p="http://schemas.microsoft.com/office/2006/metadata/properties" xmlns:xsi="http://www.w3.org/2001/XMLSchema-instance" xmlns:pc="http://schemas.microsoft.com/office/infopath/2007/PartnerControls">
+  <documentManagement>
+    <TaxCatchAll xmlns="023b6993-7b2a-47fc-abda-801f9cfc4a22" xsi:nil="true"/>
+    <lcf76f155ced4ddcb4097134ff3c332f xmlns="8e7907c9-d300-453a-973f-22b249258053">
+      <Terms xmlns="http://schemas.microsoft.com/office/infopath/2007/PartnerControls"/>
+    </lcf76f155ced4ddcb4097134ff3c332f>
+  </documentManagement>
+</p:properties>
+</file>
+
 <file path=customXml/item3.xml><?xml version="1.0" encoding="utf-8"?>
 <?mso-contentType ?>
 <FormTemplates xmlns="http://schemas.microsoft.com/sharepoint/v3/contenttype/forms">
@@ -8845,17 +8445,6 @@
 </file>
 
 <file path=customXml/itemProps1.xml><?xml version="1.0" encoding="utf-8"?>
-<ds:datastoreItem xmlns:ds="http://schemas.openxmlformats.org/officeDocument/2006/customXml" ds:itemID="{B0C085E3-8465-4944-ACB0-B7D2E6DC4A83}">
-  <ds:schemaRefs>
-    <ds:schemaRef ds:uri="http://schemas.microsoft.com/office/2006/metadata/properties"/>
-    <ds:schemaRef ds:uri="http://schemas.microsoft.com/office/infopath/2007/PartnerControls"/>
-    <ds:schemaRef ds:uri="023b6993-7b2a-47fc-abda-801f9cfc4a22"/>
-    <ds:schemaRef ds:uri="8e7907c9-d300-453a-973f-22b249258053"/>
-  </ds:schemaRefs>
-</ds:datastoreItem>
-</file>
-
-<file path=customXml/itemProps2.xml><?xml version="1.0" encoding="utf-8"?>
 <ds:datastoreItem xmlns:ds="http://schemas.openxmlformats.org/officeDocument/2006/customXml" ds:itemID="{CCC09058-4CDD-4FCD-B54B-2BEBB51B60CD}">
   <ds:schemaRefs>
     <ds:schemaRef ds:uri="http://schemas.microsoft.com/office/2006/metadata/contentType"/>
@@ -8874,6 +8463,17 @@
 </ds:datastoreItem>
 </file>
 
+<file path=customXml/itemProps2.xml><?xml version="1.0" encoding="utf-8"?>
+<ds:datastoreItem xmlns:ds="http://schemas.openxmlformats.org/officeDocument/2006/customXml" ds:itemID="{B0C085E3-8465-4944-ACB0-B7D2E6DC4A83}">
+  <ds:schemaRefs>
+    <ds:schemaRef ds:uri="http://schemas.microsoft.com/office/2006/metadata/properties"/>
+    <ds:schemaRef ds:uri="http://schemas.microsoft.com/office/infopath/2007/PartnerControls"/>
+    <ds:schemaRef ds:uri="023b6993-7b2a-47fc-abda-801f9cfc4a22"/>
+    <ds:schemaRef ds:uri="8e7907c9-d300-453a-973f-22b249258053"/>
+  </ds:schemaRefs>
+</ds:datastoreItem>
+</file>
+
 <file path=customXml/itemProps3.xml><?xml version="1.0" encoding="utf-8"?>
 <ds:datastoreItem xmlns:ds="http://schemas.openxmlformats.org/officeDocument/2006/customXml" ds:itemID="{8A72097D-34D3-4579-B8EE-45EB31A9D5F5}">
   <ds:schemaRefs>

--- a/PBL.docx
+++ b/PBL.docx
@@ -760,6 +760,20 @@
               <w:t>virtual tours of Singapore’s heritage buildings</w:t>
             </w:r>
             <w:r>
+              <w:t xml:space="preserve"> (e.g. </w:t>
+            </w:r>
+            <w:hyperlink r:id="rId9" w:history="1">
+              <w:r>
+                <w:rPr>
+                  <w:rStyle w:val="Hyperlink"/>
+                </w:rPr>
+                <w:t>Neil Road Townhouse</w:t>
+              </w:r>
+            </w:hyperlink>
+            <w:r>
+              <w:t>)</w:t>
+            </w:r>
+            <w:r>
               <w:t xml:space="preserve"> </w:t>
             </w:r>
             <w:r>
@@ -1070,6 +1084,7 @@
               </w:rPr>
             </w:pPr>
             <w:r>
+              <w:lastRenderedPageBreak/>
               <w:t>“What do we already know?”</w:t>
             </w:r>
           </w:p>
@@ -1089,7 +1104,6 @@
               </w:rPr>
             </w:pPr>
             <w:r>
-              <w:lastRenderedPageBreak/>
               <w:t>“What scientific ideas may be relevant?”</w:t>
             </w:r>
           </w:p>
@@ -1388,15 +1402,8 @@
                 <w:i/>
                 <w:iCs/>
               </w:rPr>
-              <w:t xml:space="preserve">"How might increasing acidity affect the reaction </w:t>
-            </w:r>
-            <w:r>
-              <w:rPr>
-                <w:i/>
-                <w:iCs/>
-              </w:rPr>
               <w:lastRenderedPageBreak/>
-              <w:t>between acidic rainfall and marble or limestone?"</w:t>
+              <w:t>"How might increasing acidity affect the reaction between acidic rainfall and marble or limestone?"</w:t>
             </w:r>
           </w:p>
           <w:p>
@@ -1517,11 +1524,8 @@
               </w:rPr>
             </w:pPr>
             <w:r>
-              <w:t xml:space="preserve">Formulate investigable questions and identify the </w:t>
-            </w:r>
-            <w:r>
               <w:lastRenderedPageBreak/>
-              <w:t>evidence required to test their hypotheses.</w:t>
+              <w:t>Formulate investigable questions and identify the evidence required to test their hypotheses.</w:t>
             </w:r>
           </w:p>
           <w:p>
@@ -1579,14 +1583,17 @@
                 <w:bCs/>
               </w:rPr>
               <w:br/>
+            </w:r>
+            <w:r>
+              <w:rPr>
+                <w:b/>
+                <w:bCs/>
+              </w:rPr>
+              <w:lastRenderedPageBreak/>
               <w:t xml:space="preserve">[Understand] </w:t>
             </w:r>
             <w:r>
-              <w:t xml:space="preserve">Students engage in the practices of science by </w:t>
-            </w:r>
-            <w:r>
-              <w:lastRenderedPageBreak/>
-              <w:t>formulating investigable questions, developing hypotheses, and identifying evidence needed to evaluate competing explanations.</w:t>
+              <w:t>Students engage in the practices of science by formulating investigable questions, developing hypotheses, and identifying evidence needed to evaluate competing explanations.</w:t>
             </w:r>
           </w:p>
         </w:tc>
@@ -1609,6 +1616,7 @@
                 <w:b/>
                 <w:bCs/>
               </w:rPr>
+              <w:lastRenderedPageBreak/>
               <w:t>Identify Knowledge Deficiencies</w:t>
             </w:r>
           </w:p>
@@ -1770,6 +1778,7 @@
               </w:rPr>
             </w:pPr>
             <w:r>
+              <w:lastRenderedPageBreak/>
               <w:t>(Tech)</w:t>
             </w:r>
             <w:r>
@@ -1779,11 +1788,7 @@
               <w:t xml:space="preserve">Use digital reflection journals or portfolios </w:t>
             </w:r>
             <w:r>
-              <w:t xml:space="preserve">to support reflection. The following </w:t>
-            </w:r>
-            <w:r>
-              <w:lastRenderedPageBreak/>
-              <w:t>prompts can be used to guide students:</w:t>
+              <w:t>to support reflection. The following prompts can be used to guide students:</w:t>
             </w:r>
           </w:p>
           <w:p>
@@ -1933,7 +1938,23 @@
                 <w:b/>
                 <w:bCs/>
               </w:rPr>
-              <w:t xml:space="preserve">[Take Action] </w:t>
+              <w:t>[</w:t>
+            </w:r>
+            <w:proofErr w:type="gramStart"/>
+            <w:r>
+              <w:rPr>
+                <w:b/>
+                <w:bCs/>
+              </w:rPr>
+              <w:t>Take Action</w:t>
+            </w:r>
+            <w:proofErr w:type="gramEnd"/>
+            <w:r>
+              <w:rPr>
+                <w:b/>
+                <w:bCs/>
+              </w:rPr>
+              <w:t xml:space="preserve">] </w:t>
             </w:r>
             <w:r>
               <w:t>Students take ownership of their learning by identifying and addressing knowledge gaps needed to solve a real-world problem.</w:t>
@@ -1986,7 +2007,15 @@
               </w:rPr>
             </w:pPr>
             <w:r>
-              <w:t>to evaluate their hypotheses in light of what they have learnt</w:t>
+              <w:t xml:space="preserve">to evaluate their hypotheses </w:t>
+            </w:r>
+            <w:proofErr w:type="gramStart"/>
+            <w:r>
+              <w:t>in light of</w:t>
+            </w:r>
+            <w:proofErr w:type="gramEnd"/>
+            <w:r>
+              <w:t xml:space="preserve"> what they have learnt</w:t>
             </w:r>
           </w:p>
         </w:tc>
@@ -2233,7 +2262,11 @@
               </w:rPr>
             </w:pPr>
             <w:r>
-              <w:t>Guide students to construct evidence-based explanations using a Claim-Evidence-Reasoning (CER) framework.</w:t>
+              <w:t>Guide students to construct evidence-based explanations using a Claim-Evidence-</w:t>
+            </w:r>
+            <w:r>
+              <w:lastRenderedPageBreak/>
+              <w:t>Reasoning (CER) framework.</w:t>
             </w:r>
             <w:r>
               <w:br/>
@@ -2251,11 +2284,7 @@
               </w:rPr>
             </w:pPr>
             <w:r>
-              <w:t xml:space="preserve">Help students explain how acidic rainfall affects </w:t>
-            </w:r>
-            <w:r>
-              <w:lastRenderedPageBreak/>
-              <w:t>carbonate-based building materials.</w:t>
+              <w:t>Help students explain how acidic rainfall affects carbonate-based building materials.</w:t>
             </w:r>
           </w:p>
           <w:p>
@@ -2339,6 +2368,7 @@
               </w:rPr>
             </w:pPr>
             <w:r>
+              <w:lastRenderedPageBreak/>
               <w:t>Connect practical findings to the original problem context.</w:t>
             </w:r>
             <w:r>
@@ -2374,7 +2404,6 @@
               </w:rPr>
             </w:pPr>
             <w:r>
-              <w:lastRenderedPageBreak/>
               <w:t>Develop, justify, and communicate a conservation plan using evidence from investigations and research.</w:t>
             </w:r>
           </w:p>
@@ -2415,7 +2444,11 @@
               <w:t xml:space="preserve">[Understand] </w:t>
             </w:r>
             <w:r>
-              <w:t>Students consolidate scientific understanding by linking evidence to explanations about acid-carbonate reactions and material degradation.</w:t>
+              <w:t>Students consolidate scientific understanding by linking evidence to explanations about acid-</w:t>
+            </w:r>
+            <w:r>
+              <w:lastRenderedPageBreak/>
+              <w:t>carbonate reactions and material degradation.</w:t>
             </w:r>
             <w:r>
               <w:rPr>
@@ -2430,13 +2463,6 @@
                 <w:bCs/>
               </w:rPr>
               <w:br/>
-            </w:r>
-            <w:r>
-              <w:rPr>
-                <w:b/>
-                <w:bCs/>
-              </w:rPr>
-              <w:lastRenderedPageBreak/>
               <w:t xml:space="preserve">[Appreciate] </w:t>
             </w:r>
             <w:r>
@@ -2455,7 +2481,23 @@
                 <w:bCs/>
               </w:rPr>
               <w:br/>
-              <w:t xml:space="preserve">[Take Action] </w:t>
+              <w:t>[</w:t>
+            </w:r>
+            <w:proofErr w:type="gramStart"/>
+            <w:r>
+              <w:rPr>
+                <w:b/>
+                <w:bCs/>
+              </w:rPr>
+              <w:t>Take Action</w:t>
+            </w:r>
+            <w:proofErr w:type="gramEnd"/>
+            <w:r>
+              <w:rPr>
+                <w:b/>
+                <w:bCs/>
+              </w:rPr>
+              <w:t xml:space="preserve">] </w:t>
             </w:r>
             <w:r>
               <w:t>Students apply scientific understanding to propose and justify evidence-informed solutions to a real-world challenge.</w:t>
@@ -2532,7 +2574,6 @@
         <w:rPr>
           <w:lang w:val="en-US"/>
         </w:rPr>
-        <w:lastRenderedPageBreak/>
         <w:t xml:space="preserve">Differentiating </w:t>
       </w:r>
       <w:r>
@@ -2546,18 +2587,6 @@
           <w:lang w:val="en-US"/>
         </w:rPr>
         <w:t>nstruction</w:t>
-      </w:r>
-      <w:r>
-        <w:rPr>
-          <w:lang w:val="en-US"/>
-        </w:rPr>
-        <w:t xml:space="preserve"> for </w:t>
-      </w:r>
-      <w:r>
-        <w:rPr>
-          <w:lang w:val="en-US"/>
-        </w:rPr>
-        <w:t>students</w:t>
       </w:r>
     </w:p>
     <w:p>
@@ -3117,6 +3146,7 @@
               <w:rPr>
                 <w:lang w:val="en-US"/>
               </w:rPr>
+              <w:lastRenderedPageBreak/>
               <w:t>Provide curated resources at an appropriate level to support knowledge building.</w:t>
             </w:r>
           </w:p>
@@ -3137,6 +3167,7 @@
               </w:rPr>
             </w:pPr>
             <w:r>
+              <w:lastRenderedPageBreak/>
               <w:t>Encourage students to independently identify knowledge gaps, formulate research questions, and locate relevant sources.</w:t>
             </w:r>
           </w:p>
@@ -3152,6 +3183,7 @@
               </w:rPr>
             </w:pPr>
             <w:r>
+              <w:lastRenderedPageBreak/>
               <w:t>Require students to synthesise information from multiple sources.</w:t>
             </w:r>
           </w:p>
@@ -3189,7 +3221,15 @@
               </w:rPr>
             </w:pPr>
             <w:r>
-              <w:t>to evaluate their hypotheses in light of what they have learnt</w:t>
+              <w:t xml:space="preserve">to evaluate their hypotheses </w:t>
+            </w:r>
+            <w:proofErr w:type="gramStart"/>
+            <w:r>
+              <w:t>in light of</w:t>
+            </w:r>
+            <w:proofErr w:type="gramEnd"/>
+            <w:r>
+              <w:t xml:space="preserve"> what they have learnt</w:t>
             </w:r>
           </w:p>
         </w:tc>
@@ -8170,6 +8210,17 @@
 </file>
 
 <file path=customXml/item1.xml><?xml version="1.0" encoding="utf-8"?>
+<p:properties xmlns:p="http://schemas.microsoft.com/office/2006/metadata/properties" xmlns:xsi="http://www.w3.org/2001/XMLSchema-instance" xmlns:pc="http://schemas.microsoft.com/office/infopath/2007/PartnerControls">
+  <documentManagement>
+    <TaxCatchAll xmlns="023b6993-7b2a-47fc-abda-801f9cfc4a22" xsi:nil="true"/>
+    <lcf76f155ced4ddcb4097134ff3c332f xmlns="8e7907c9-d300-453a-973f-22b249258053">
+      <Terms xmlns="http://schemas.microsoft.com/office/infopath/2007/PartnerControls"/>
+    </lcf76f155ced4ddcb4097134ff3c332f>
+  </documentManagement>
+</p:properties>
+</file>
+
+<file path=customXml/item2.xml><?xml version="1.0" encoding="utf-8"?>
 <ct:contentTypeSchema xmlns:ct="http://schemas.microsoft.com/office/2006/metadata/contentType" xmlns:ma="http://schemas.microsoft.com/office/2006/metadata/properties/metaAttributes" ct:_="" ma:_="" ma:contentTypeName="Document" ma:contentTypeID="0x010100AC396C50D41E3A4091F741143D4A7CC7" ma:contentTypeVersion="18" ma:contentTypeDescription="Create a new document." ma:contentTypeScope="" ma:versionID="f378cebc068dfd670ebd76e205da12b1">
   <xsd:schema xmlns:xsd="http://www.w3.org/2001/XMLSchema" xmlns:xs="http://www.w3.org/2001/XMLSchema" xmlns:p="http://schemas.microsoft.com/office/2006/metadata/properties" xmlns:ns2="8e7907c9-d300-453a-973f-22b249258053" xmlns:ns3="023b6993-7b2a-47fc-abda-801f9cfc4a22" targetNamespace="http://schemas.microsoft.com/office/2006/metadata/properties" ma:root="true" ma:fieldsID="2f4f494262955d3b6ca69ec50711387d" ns2:_="" ns3:_="">
     <xsd:import namespace="8e7907c9-d300-453a-973f-22b249258053"/>
@@ -8424,17 +8475,6 @@
 </ct:contentTypeSchema>
 </file>
 
-<file path=customXml/item2.xml><?xml version="1.0" encoding="utf-8"?>
-<p:properties xmlns:p="http://schemas.microsoft.com/office/2006/metadata/properties" xmlns:xsi="http://www.w3.org/2001/XMLSchema-instance" xmlns:pc="http://schemas.microsoft.com/office/infopath/2007/PartnerControls">
-  <documentManagement>
-    <TaxCatchAll xmlns="023b6993-7b2a-47fc-abda-801f9cfc4a22" xsi:nil="true"/>
-    <lcf76f155ced4ddcb4097134ff3c332f xmlns="8e7907c9-d300-453a-973f-22b249258053">
-      <Terms xmlns="http://schemas.microsoft.com/office/infopath/2007/PartnerControls"/>
-    </lcf76f155ced4ddcb4097134ff3c332f>
-  </documentManagement>
-</p:properties>
-</file>
-
 <file path=customXml/item3.xml><?xml version="1.0" encoding="utf-8"?>
 <?mso-contentType ?>
 <FormTemplates xmlns="http://schemas.microsoft.com/sharepoint/v3/contenttype/forms">
@@ -8445,6 +8485,17 @@
 </file>
 
 <file path=customXml/itemProps1.xml><?xml version="1.0" encoding="utf-8"?>
+<ds:datastoreItem xmlns:ds="http://schemas.openxmlformats.org/officeDocument/2006/customXml" ds:itemID="{B0C085E3-8465-4944-ACB0-B7D2E6DC4A83}">
+  <ds:schemaRefs>
+    <ds:schemaRef ds:uri="http://schemas.microsoft.com/office/2006/metadata/properties"/>
+    <ds:schemaRef ds:uri="http://schemas.microsoft.com/office/infopath/2007/PartnerControls"/>
+    <ds:schemaRef ds:uri="023b6993-7b2a-47fc-abda-801f9cfc4a22"/>
+    <ds:schemaRef ds:uri="8e7907c9-d300-453a-973f-22b249258053"/>
+  </ds:schemaRefs>
+</ds:datastoreItem>
+</file>
+
+<file path=customXml/itemProps2.xml><?xml version="1.0" encoding="utf-8"?>
 <ds:datastoreItem xmlns:ds="http://schemas.openxmlformats.org/officeDocument/2006/customXml" ds:itemID="{CCC09058-4CDD-4FCD-B54B-2BEBB51B60CD}">
   <ds:schemaRefs>
     <ds:schemaRef ds:uri="http://schemas.microsoft.com/office/2006/metadata/contentType"/>
@@ -8463,17 +8514,6 @@
 </ds:datastoreItem>
 </file>
 
-<file path=customXml/itemProps2.xml><?xml version="1.0" encoding="utf-8"?>
-<ds:datastoreItem xmlns:ds="http://schemas.openxmlformats.org/officeDocument/2006/customXml" ds:itemID="{B0C085E3-8465-4944-ACB0-B7D2E6DC4A83}">
-  <ds:schemaRefs>
-    <ds:schemaRef ds:uri="http://schemas.microsoft.com/office/2006/metadata/properties"/>
-    <ds:schemaRef ds:uri="http://schemas.microsoft.com/office/infopath/2007/PartnerControls"/>
-    <ds:schemaRef ds:uri="023b6993-7b2a-47fc-abda-801f9cfc4a22"/>
-    <ds:schemaRef ds:uri="8e7907c9-d300-453a-973f-22b249258053"/>
-  </ds:schemaRefs>
-</ds:datastoreItem>
-</file>
-
 <file path=customXml/itemProps3.xml><?xml version="1.0" encoding="utf-8"?>
 <ds:datastoreItem xmlns:ds="http://schemas.openxmlformats.org/officeDocument/2006/customXml" ds:itemID="{8A72097D-34D3-4579-B8EE-45EB31A9D5F5}">
   <ds:schemaRefs>

--- a/PBL.docx
+++ b/PBL.docx
@@ -188,7 +188,7 @@
         <w:pStyle w:val="ListParagraph"/>
         <w:numPr>
           <w:ilvl w:val="0"/>
-          <w:numId w:val="6"/>
+          <w:numId w:val="12"/>
         </w:numPr>
         <w:spacing w:after="0"/>
         <w:jc w:val="both"/>
@@ -202,20 +202,17 @@
         </w:rPr>
         <w:t>Problem-Based Learning (PBL) is a pedagogical approach where students learn through solving a complex real-world problem that has no single correct answer. Students work collaboratively to identify what they need to learn, engage in self-directed learning, apply that new knowledge to the problem, and then reflect on both what they learned and how effective their strategies were. The teacher acts as a facilitator rather than a knowledge provider. The various stages of PBL also provide opportunities to develop the Ways of Thinking and Doing (WOTD) in students.</w:t>
       </w:r>
+      <w:r>
+        <w:rPr>
+          <w:lang w:val="en-SG"/>
+        </w:rPr>
+        <w:br/>
+      </w:r>
     </w:p>
     <w:p>
       <w:pPr>
-        <w:spacing w:after="0"/>
-        <w:jc w:val="both"/>
-        <w:rPr>
-          <w:lang w:val="en-US"/>
-        </w:rPr>
-      </w:pPr>
-    </w:p>
-    <w:p>
-      <w:pPr>
-        <w:spacing w:after="0"/>
-        <w:jc w:val="both"/>
+        <w:pStyle w:val="ListParagraph"/>
+        <w:ind w:left="851"/>
         <w:rPr>
           <w:lang w:val="en-US"/>
         </w:rPr>
@@ -224,13 +221,12 @@
         <w:rPr>
           <w:noProof/>
           <w:lang w:val="en-US"/>
-          <w14:ligatures w14:val="standardContextual"/>
         </w:rPr>
         <w:drawing>
-          <wp:inline distT="0" distB="0" distL="0" distR="0" wp14:anchorId="666EA94B" wp14:editId="0CAA76EE">
-            <wp:extent cx="5401429" cy="7201905"/>
-            <wp:effectExtent l="0" t="0" r="8890" b="0"/>
-            <wp:docPr id="1023646037" name="Picture 1" descr="The image illustrates the Problem-Based Learning (PBL) process, highlighting its collaborative nature, problem-solving approach, and the role of the teacher in facilitating learning and critical thinking.&#10;&#10;AI-generated content may be incorrect."/>
+          <wp:inline distT="0" distB="0" distL="0" distR="0" wp14:anchorId="1E6C9355" wp14:editId="7BC112BF">
+            <wp:extent cx="5400000" cy="7200000"/>
+            <wp:effectExtent l="0" t="0" r="0" b="1270"/>
+            <wp:docPr id="1664572730" name="Picture 7"/>
             <wp:cNvGraphicFramePr>
               <a:graphicFrameLocks xmlns:a="http://schemas.openxmlformats.org/drawingml/2006/main" noChangeAspect="1"/>
             </wp:cNvGraphicFramePr>
@@ -238,8 +234,10 @@
               <a:graphicData uri="http://schemas.openxmlformats.org/drawingml/2006/picture">
                 <pic:pic xmlns:pic="http://schemas.openxmlformats.org/drawingml/2006/picture">
                   <pic:nvPicPr>
-                    <pic:cNvPr id="1023646037" name="Picture 1" descr="The image illustrates the Problem-Based Learning (PBL) process, highlighting its collaborative nature, problem-solving approach, and the role of the teacher in facilitating learning and critical thinking.&#10;&#10;AI-generated content may be incorrect."/>
-                    <pic:cNvPicPr/>
+                    <pic:cNvPr id="0" name="Picture 5"/>
+                    <pic:cNvPicPr>
+                      <a:picLocks noChangeAspect="1" noChangeArrowheads="1"/>
+                    </pic:cNvPicPr>
                   </pic:nvPicPr>
                   <pic:blipFill>
                     <a:blip r:embed="rId8">
@@ -249,18 +247,20 @@
                         </a:ext>
                       </a:extLst>
                     </a:blip>
+                    <a:srcRect/>
                     <a:stretch>
                       <a:fillRect/>
                     </a:stretch>
                   </pic:blipFill>
-                  <pic:spPr>
+                  <pic:spPr bwMode="auto">
                     <a:xfrm>
                       <a:off x="0" y="0"/>
-                      <a:ext cx="5401429" cy="7201905"/>
+                      <a:ext cx="5400000" cy="7200000"/>
                     </a:xfrm>
                     <a:prstGeom prst="rect">
                       <a:avLst/>
                     </a:prstGeom>
+                    <a:noFill/>
                   </pic:spPr>
                 </pic:pic>
               </a:graphicData>
@@ -271,6 +271,8 @@
     </w:p>
     <w:p>
       <w:pPr>
+        <w:pStyle w:val="ListParagraph"/>
+        <w:ind w:left="851"/>
         <w:rPr>
           <w:lang w:val="en-US"/>
         </w:rPr>
@@ -320,7 +322,7 @@
         <w:pStyle w:val="ListParagraph"/>
         <w:numPr>
           <w:ilvl w:val="0"/>
-          <w:numId w:val="12"/>
+          <w:numId w:val="21"/>
         </w:numPr>
         <w:rPr>
           <w:lang w:val="en-SG"/>
@@ -364,7 +366,7 @@
         <w:pStyle w:val="ListParagraph"/>
         <w:numPr>
           <w:ilvl w:val="0"/>
-          <w:numId w:val="12"/>
+          <w:numId w:val="21"/>
         </w:numPr>
         <w:rPr>
           <w:lang w:val="en-SG"/>
@@ -394,7 +396,7 @@
         <w:pStyle w:val="ListParagraph"/>
         <w:numPr>
           <w:ilvl w:val="0"/>
-          <w:numId w:val="12"/>
+          <w:numId w:val="21"/>
         </w:numPr>
         <w:rPr>
           <w:lang w:val="en-SG"/>
@@ -535,6 +537,64 @@
     </w:tbl>
     <w:p/>
     <w:p/>
+    <w:p>
+      <w:pPr>
+        <w:jc w:val="center"/>
+      </w:pPr>
+      <w:r>
+        <w:rPr>
+          <w:noProof/>
+        </w:rPr>
+        <w:lastRenderedPageBreak/>
+        <w:drawing>
+          <wp:inline distT="0" distB="0" distL="0" distR="0" wp14:anchorId="3646C3C3" wp14:editId="772D4EB1">
+            <wp:extent cx="4235450" cy="5986502"/>
+            <wp:effectExtent l="0" t="0" r="0" b="0"/>
+            <wp:docPr id="1544783168" name="Picture 4"/>
+            <wp:cNvGraphicFramePr>
+              <a:graphicFrameLocks xmlns:a="http://schemas.openxmlformats.org/drawingml/2006/main" noChangeAspect="1"/>
+            </wp:cNvGraphicFramePr>
+            <a:graphic xmlns:a="http://schemas.openxmlformats.org/drawingml/2006/main">
+              <a:graphicData uri="http://schemas.openxmlformats.org/drawingml/2006/picture">
+                <pic:pic xmlns:pic="http://schemas.openxmlformats.org/drawingml/2006/picture">
+                  <pic:nvPicPr>
+                    <pic:cNvPr id="0" name="Picture 3"/>
+                    <pic:cNvPicPr>
+                      <a:picLocks noChangeAspect="1" noChangeArrowheads="1"/>
+                    </pic:cNvPicPr>
+                  </pic:nvPicPr>
+                  <pic:blipFill>
+                    <a:blip r:embed="rId9" cstate="print">
+                      <a:extLst>
+                        <a:ext uri="{28A0092B-C50C-407E-A947-70E740481C1C}">
+                          <a14:useLocalDpi xmlns:a14="http://schemas.microsoft.com/office/drawing/2010/main" val="0"/>
+                        </a:ext>
+                      </a:extLst>
+                    </a:blip>
+                    <a:srcRect/>
+                    <a:stretch>
+                      <a:fillRect/>
+                    </a:stretch>
+                  </pic:blipFill>
+                  <pic:spPr bwMode="auto">
+                    <a:xfrm>
+                      <a:off x="0" y="0"/>
+                      <a:ext cx="4240261" cy="5993301"/>
+                    </a:xfrm>
+                    <a:prstGeom prst="rect">
+                      <a:avLst/>
+                    </a:prstGeom>
+                    <a:noFill/>
+                  </pic:spPr>
+                </pic:pic>
+              </a:graphicData>
+            </a:graphic>
+          </wp:inline>
+        </w:drawing>
+      </w:r>
+    </w:p>
+    <w:p/>
+    <w:p/>
     <w:tbl>
       <w:tblPr>
         <w:tblStyle w:val="TableGrid"/>
@@ -704,7 +764,7 @@
               <w:pStyle w:val="ListParagraph"/>
               <w:numPr>
                 <w:ilvl w:val="0"/>
-                <w:numId w:val="15"/>
+                <w:numId w:val="14"/>
               </w:numPr>
               <w:spacing w:line="278" w:lineRule="auto"/>
               <w:ind w:right="57"/>
@@ -745,7 +805,7 @@
               <w:pStyle w:val="ListParagraph"/>
               <w:numPr>
                 <w:ilvl w:val="0"/>
-                <w:numId w:val="13"/>
+                <w:numId w:val="16"/>
               </w:numPr>
               <w:spacing w:line="278" w:lineRule="auto"/>
               <w:ind w:right="57"/>
@@ -754,15 +814,18 @@
               <w:t xml:space="preserve">(Tech) </w:t>
             </w:r>
             <w:r>
-              <w:t xml:space="preserve">Curate </w:t>
-            </w:r>
-            <w:r>
-              <w:t>virtual tours of Singapore’s heritage buildings</w:t>
-            </w:r>
-            <w:r>
-              <w:t xml:space="preserve"> (e.g. </w:t>
-            </w:r>
-            <w:hyperlink r:id="rId9" w:history="1">
+              <w:t>Use curated virtual tours to build an affective connection to Singapore's heritage buildings</w:t>
+            </w:r>
+            <w:r>
+              <w:t xml:space="preserve"> (e.g</w:t>
+            </w:r>
+            <w:hyperlink r:id="rId10" w:history="1">
+              <w:r>
+                <w:rPr>
+                  <w:rStyle w:val="Hyperlink"/>
+                </w:rPr>
+                <w:t xml:space="preserve">. </w:t>
+              </w:r>
               <w:r>
                 <w:rPr>
                   <w:rStyle w:val="Hyperlink"/>
@@ -774,16 +837,25 @@
               <w:t>)</w:t>
             </w:r>
             <w:r>
+              <w:t>.</w:t>
+            </w:r>
+            <w:r>
+              <w:t xml:space="preserve"> S</w:t>
+            </w:r>
+            <w:r>
+              <w:t xml:space="preserve">tudents are drawn into the lived history of these buildings: tracing their origins, who once inhabited them, and the stories behind their architecture and design. </w:t>
+            </w:r>
+            <w:r>
+              <w:t>S</w:t>
+            </w:r>
+            <w:r>
+              <w:t>tudents encounter heritage through human stories and prompting them to ask their own questions</w:t>
+            </w:r>
+            <w:r>
               <w:t xml:space="preserve"> </w:t>
             </w:r>
             <w:r>
-              <w:t xml:space="preserve">to </w:t>
-            </w:r>
-            <w:r>
-              <w:t>build an affective connection to these spaces, helping students appreciate their historical significance and understand why preserving them matters</w:t>
-            </w:r>
-            <w:r>
-              <w:t>.</w:t>
+              <w:t>and reflect on why these buildings and the memories embedded in them are worth conserving.</w:t>
             </w:r>
           </w:p>
           <w:p>
@@ -791,13 +863,44 @@
               <w:pStyle w:val="ListParagraph"/>
               <w:numPr>
                 <w:ilvl w:val="0"/>
-                <w:numId w:val="13"/>
+                <w:numId w:val="16"/>
               </w:numPr>
               <w:spacing w:line="278" w:lineRule="auto"/>
               <w:ind w:right="57"/>
-            </w:pPr>
-            <w:r>
-              <w:t>Teachers can also bring students on a learning journey to visit these places of interest.</w:t>
+              <w:rPr>
+                <w:lang w:val="en-SG"/>
+              </w:rPr>
+            </w:pPr>
+            <w:r>
+              <w:t xml:space="preserve">(Tech) </w:t>
+            </w:r>
+            <w:r>
+              <w:t>Use images</w:t>
+            </w:r>
+            <w:r>
+              <w:t xml:space="preserve"> or videos</w:t>
+            </w:r>
+            <w:r>
+              <w:t xml:space="preserve"> of weathered buildings</w:t>
+            </w:r>
+            <w:r>
+              <w:t xml:space="preserve">, </w:t>
+            </w:r>
+            <w:r>
+              <w:t>s</w:t>
+            </w:r>
+            <w:r>
+              <w:t>tudents can</w:t>
+            </w:r>
+            <w:r>
+              <w:t xml:space="preserve"> also</w:t>
+            </w:r>
+            <w:r>
+              <w:t xml:space="preserve"> identify the materials used to build the house, and then in class have an </w:t>
+            </w:r>
+            <w:r>
+              <w:lastRenderedPageBreak/>
+              <w:t xml:space="preserve">investigation about the material's reactivity with acid. </w:t>
             </w:r>
           </w:p>
           <w:p>
@@ -805,28 +908,13 @@
               <w:pStyle w:val="ListParagraph"/>
               <w:numPr>
                 <w:ilvl w:val="0"/>
-                <w:numId w:val="13"/>
+                <w:numId w:val="16"/>
               </w:numPr>
               <w:spacing w:line="278" w:lineRule="auto"/>
               <w:ind w:right="57"/>
-              <w:rPr>
-                <w:lang w:val="en-SG"/>
-              </w:rPr>
-            </w:pPr>
-            <w:r>
-              <w:t xml:space="preserve">(Tech) </w:t>
-            </w:r>
-            <w:r>
-              <w:t>Use images</w:t>
-            </w:r>
-            <w:r>
-              <w:t xml:space="preserve"> or videos</w:t>
-            </w:r>
-            <w:r>
-              <w:t xml:space="preserve"> of weathered buildings, heritage structures, statues or concrete surfaces to make the issue visible and relatable.</w:t>
-            </w:r>
-            <w:r>
-              <w:t xml:space="preserve"> </w:t>
+            </w:pPr>
+            <w:r>
+              <w:t>Teachers can also bring students on a learning journey to visit these places of interest.</w:t>
             </w:r>
           </w:p>
         </w:tc>
@@ -839,7 +927,7 @@
               <w:pStyle w:val="ListParagraph"/>
               <w:numPr>
                 <w:ilvl w:val="0"/>
-                <w:numId w:val="13"/>
+                <w:numId w:val="16"/>
               </w:numPr>
               <w:spacing w:line="259" w:lineRule="auto"/>
               <w:ind w:right="57"/>
@@ -851,6 +939,7 @@
               <w:rPr>
                 <w:lang w:val="en-SG"/>
               </w:rPr>
+              <w:lastRenderedPageBreak/>
               <w:t>Ask questions to clarify the problem.</w:t>
             </w:r>
           </w:p>
@@ -859,7 +948,7 @@
               <w:pStyle w:val="ListParagraph"/>
               <w:numPr>
                 <w:ilvl w:val="0"/>
-                <w:numId w:val="13"/>
+                <w:numId w:val="16"/>
               </w:numPr>
               <w:spacing w:line="259" w:lineRule="auto"/>
               <w:ind w:right="57"/>
@@ -879,7 +968,7 @@
               <w:pStyle w:val="ListParagraph"/>
               <w:numPr>
                 <w:ilvl w:val="0"/>
-                <w:numId w:val="13"/>
+                <w:numId w:val="16"/>
               </w:numPr>
               <w:spacing w:line="259" w:lineRule="auto"/>
               <w:ind w:right="57"/>
@@ -899,7 +988,7 @@
               <w:pStyle w:val="ListParagraph"/>
               <w:numPr>
                 <w:ilvl w:val="0"/>
-                <w:numId w:val="13"/>
+                <w:numId w:val="16"/>
               </w:numPr>
               <w:spacing w:line="259" w:lineRule="auto"/>
               <w:ind w:right="57"/>
@@ -1014,7 +1103,7 @@
               <w:pStyle w:val="ListParagraph"/>
               <w:numPr>
                 <w:ilvl w:val="0"/>
-                <w:numId w:val="16"/>
+                <w:numId w:val="6"/>
               </w:numPr>
               <w:rPr>
                 <w:b/>
@@ -1037,7 +1126,7 @@
               <w:pStyle w:val="ListParagraph"/>
               <w:numPr>
                 <w:ilvl w:val="0"/>
-                <w:numId w:val="16"/>
+                <w:numId w:val="6"/>
               </w:numPr>
               <w:rPr>
                 <w:b/>
@@ -1054,7 +1143,7 @@
               <w:pStyle w:val="ListParagraph"/>
               <w:numPr>
                 <w:ilvl w:val="1"/>
-                <w:numId w:val="16"/>
+                <w:numId w:val="6"/>
               </w:numPr>
               <w:spacing w:line="278" w:lineRule="auto"/>
               <w:ind w:left="714"/>
@@ -1073,7 +1162,7 @@
               <w:pStyle w:val="ListParagraph"/>
               <w:numPr>
                 <w:ilvl w:val="1"/>
-                <w:numId w:val="16"/>
+                <w:numId w:val="6"/>
               </w:numPr>
               <w:spacing w:line="278" w:lineRule="auto"/>
               <w:ind w:left="714"/>
@@ -1084,7 +1173,6 @@
               </w:rPr>
             </w:pPr>
             <w:r>
-              <w:lastRenderedPageBreak/>
               <w:t>“What do we already know?”</w:t>
             </w:r>
           </w:p>
@@ -1093,7 +1181,7 @@
               <w:pStyle w:val="ListParagraph"/>
               <w:numPr>
                 <w:ilvl w:val="1"/>
-                <w:numId w:val="16"/>
+                <w:numId w:val="6"/>
               </w:numPr>
               <w:spacing w:line="278" w:lineRule="auto"/>
               <w:ind w:left="714"/>
@@ -1112,7 +1200,7 @@
               <w:pStyle w:val="ListParagraph"/>
               <w:numPr>
                 <w:ilvl w:val="1"/>
-                <w:numId w:val="16"/>
+                <w:numId w:val="6"/>
               </w:numPr>
               <w:spacing w:line="278" w:lineRule="auto"/>
               <w:ind w:left="714" w:hanging="357"/>
@@ -1131,7 +1219,7 @@
               <w:pStyle w:val="ListParagraph"/>
               <w:numPr>
                 <w:ilvl w:val="0"/>
-                <w:numId w:val="16"/>
+                <w:numId w:val="6"/>
               </w:numPr>
               <w:spacing w:line="278" w:lineRule="auto"/>
               <w:ind w:right="57"/>
@@ -1151,7 +1239,7 @@
               <w:pStyle w:val="ListParagraph"/>
               <w:numPr>
                 <w:ilvl w:val="0"/>
-                <w:numId w:val="16"/>
+                <w:numId w:val="6"/>
               </w:numPr>
               <w:spacing w:line="278" w:lineRule="auto"/>
               <w:ind w:right="57"/>
@@ -1171,7 +1259,7 @@
               <w:pStyle w:val="ListParagraph"/>
               <w:numPr>
                 <w:ilvl w:val="0"/>
-                <w:numId w:val="16"/>
+                <w:numId w:val="6"/>
               </w:numPr>
               <w:spacing w:line="278" w:lineRule="auto"/>
               <w:rPr>
@@ -1187,7 +1275,11 @@
               <w:t xml:space="preserve"> </w:t>
             </w:r>
             <w:r>
-              <w:t>Use platforms such as Google Docs, Padlet or SLS discussion boards for students to co-construct facts, observations and questions.</w:t>
+              <w:t xml:space="preserve">Use platforms such as Google Docs, Padlet or SLS discussion boards for students </w:t>
+            </w:r>
+            <w:r>
+              <w:lastRenderedPageBreak/>
+              <w:t>to co-construct facts, observations and questions.</w:t>
             </w:r>
             <w:r>
               <w:rPr>
@@ -1206,7 +1298,7 @@
               <w:pStyle w:val="ListParagraph"/>
               <w:numPr>
                 <w:ilvl w:val="0"/>
-                <w:numId w:val="16"/>
+                <w:numId w:val="6"/>
               </w:numPr>
               <w:rPr>
                 <w:b/>
@@ -1224,7 +1316,7 @@
               <w:pStyle w:val="ListParagraph"/>
               <w:numPr>
                 <w:ilvl w:val="0"/>
-                <w:numId w:val="16"/>
+                <w:numId w:val="6"/>
               </w:numPr>
               <w:rPr>
                 <w:b/>
@@ -1236,11 +1328,7 @@
               <w:t>Recap</w:t>
             </w:r>
             <w:r>
-              <w:t xml:space="preserve"> prior knowledge about acids, pH, chemical reactions, </w:t>
-            </w:r>
-            <w:r>
-              <w:lastRenderedPageBreak/>
-              <w:t xml:space="preserve">carbonates and environmental conditions. </w:t>
+              <w:t xml:space="preserve"> prior knowledge about acids, pH, chemical reactions, carbonates and environmental conditions. </w:t>
             </w:r>
           </w:p>
           <w:p>
@@ -1248,7 +1336,7 @@
               <w:pStyle w:val="ListParagraph"/>
               <w:numPr>
                 <w:ilvl w:val="0"/>
-                <w:numId w:val="16"/>
+                <w:numId w:val="6"/>
               </w:numPr>
               <w:rPr>
                 <w:b/>
@@ -1279,7 +1367,6 @@
                 <w:bCs/>
                 <w:lang w:val="en-SG"/>
               </w:rPr>
-              <w:lastRenderedPageBreak/>
               <w:t>[Understand]</w:t>
             </w:r>
             <w:r>
@@ -1353,7 +1440,7 @@
               <w:pStyle w:val="ListParagraph"/>
               <w:numPr>
                 <w:ilvl w:val="0"/>
-                <w:numId w:val="17"/>
+                <w:numId w:val="19"/>
               </w:numPr>
               <w:rPr>
                 <w:b/>
@@ -1370,7 +1457,7 @@
               <w:pStyle w:val="ListParagraph"/>
               <w:numPr>
                 <w:ilvl w:val="0"/>
-                <w:numId w:val="17"/>
+                <w:numId w:val="19"/>
               </w:numPr>
               <w:rPr>
                 <w:b/>
@@ -1387,7 +1474,7 @@
               <w:pStyle w:val="ListParagraph"/>
               <w:numPr>
                 <w:ilvl w:val="1"/>
-                <w:numId w:val="17"/>
+                <w:numId w:val="19"/>
               </w:numPr>
               <w:spacing w:line="278" w:lineRule="auto"/>
               <w:ind w:left="714" w:hanging="357"/>
@@ -1402,7 +1489,6 @@
                 <w:i/>
                 <w:iCs/>
               </w:rPr>
-              <w:lastRenderedPageBreak/>
               <w:t>"How might increasing acidity affect the reaction between acidic rainfall and marble or limestone?"</w:t>
             </w:r>
           </w:p>
@@ -1411,7 +1497,7 @@
               <w:pStyle w:val="ListParagraph"/>
               <w:numPr>
                 <w:ilvl w:val="1"/>
-                <w:numId w:val="17"/>
+                <w:numId w:val="19"/>
               </w:numPr>
               <w:spacing w:line="278" w:lineRule="auto"/>
               <w:ind w:left="714" w:hanging="357"/>
@@ -1434,7 +1520,7 @@
               <w:pStyle w:val="ListParagraph"/>
               <w:numPr>
                 <w:ilvl w:val="1"/>
-                <w:numId w:val="17"/>
+                <w:numId w:val="19"/>
               </w:numPr>
               <w:spacing w:line="278" w:lineRule="auto"/>
               <w:ind w:left="714" w:hanging="357"/>
@@ -1457,7 +1543,7 @@
               <w:pStyle w:val="ListParagraph"/>
               <w:numPr>
                 <w:ilvl w:val="0"/>
-                <w:numId w:val="17"/>
+                <w:numId w:val="19"/>
               </w:numPr>
               <w:spacing w:line="278" w:lineRule="auto"/>
               <w:rPr>
@@ -1480,16 +1566,15 @@
               <w:pStyle w:val="ListParagraph"/>
               <w:numPr>
                 <w:ilvl w:val="0"/>
-                <w:numId w:val="17"/>
-              </w:numPr>
-              <w:rPr>
-                <w:b/>
-                <w:bCs/>
-                <w:lang w:val="en-SG"/>
-              </w:rPr>
-            </w:pPr>
-            <w:r>
-              <w:lastRenderedPageBreak/>
+                <w:numId w:val="19"/>
+              </w:numPr>
+              <w:rPr>
+                <w:b/>
+                <w:bCs/>
+                <w:lang w:val="en-SG"/>
+              </w:rPr>
+            </w:pPr>
+            <w:r>
               <w:t>Generate hypotheses about how acidic rainfall may affect different building materials.</w:t>
             </w:r>
           </w:p>
@@ -1498,7 +1583,7 @@
               <w:pStyle w:val="ListParagraph"/>
               <w:numPr>
                 <w:ilvl w:val="0"/>
-                <w:numId w:val="17"/>
+                <w:numId w:val="19"/>
               </w:numPr>
               <w:rPr>
                 <w:b/>
@@ -1515,16 +1600,15 @@
               <w:pStyle w:val="ListParagraph"/>
               <w:numPr>
                 <w:ilvl w:val="0"/>
-                <w:numId w:val="17"/>
-              </w:numPr>
-              <w:rPr>
-                <w:b/>
-                <w:bCs/>
-                <w:lang w:val="en-SG"/>
-              </w:rPr>
-            </w:pPr>
-            <w:r>
-              <w:lastRenderedPageBreak/>
+                <w:numId w:val="19"/>
+              </w:numPr>
+              <w:rPr>
+                <w:b/>
+                <w:bCs/>
+                <w:lang w:val="en-SG"/>
+              </w:rPr>
+            </w:pPr>
+            <w:r>
               <w:t>Formulate investigable questions and identify the evidence required to test their hypotheses.</w:t>
             </w:r>
           </w:p>
@@ -1533,7 +1617,7 @@
               <w:pStyle w:val="ListParagraph"/>
               <w:numPr>
                 <w:ilvl w:val="0"/>
-                <w:numId w:val="17"/>
+                <w:numId w:val="19"/>
               </w:numPr>
               <w:rPr>
                 <w:b/>
@@ -1564,7 +1648,6 @@
                 <w:b/>
                 <w:bCs/>
               </w:rPr>
-              <w:lastRenderedPageBreak/>
               <w:t>[Understand]</w:t>
             </w:r>
             <w:r>
@@ -1583,13 +1666,6 @@
                 <w:bCs/>
               </w:rPr>
               <w:br/>
-            </w:r>
-            <w:r>
-              <w:rPr>
-                <w:b/>
-                <w:bCs/>
-              </w:rPr>
-              <w:lastRenderedPageBreak/>
               <w:t xml:space="preserve">[Understand] </w:t>
             </w:r>
             <w:r>
@@ -1616,7 +1692,6 @@
                 <w:b/>
                 <w:bCs/>
               </w:rPr>
-              <w:lastRenderedPageBreak/>
               <w:t>Identify Knowledge Deficiencies</w:t>
             </w:r>
           </w:p>
@@ -1641,7 +1716,7 @@
               <w:pStyle w:val="ListParagraph"/>
               <w:numPr>
                 <w:ilvl w:val="0"/>
-                <w:numId w:val="18"/>
+                <w:numId w:val="9"/>
               </w:numPr>
               <w:rPr>
                 <w:b/>
@@ -1658,15 +1733,16 @@
               <w:pStyle w:val="ListParagraph"/>
               <w:numPr>
                 <w:ilvl w:val="0"/>
-                <w:numId w:val="18"/>
-              </w:numPr>
-              <w:rPr>
-                <w:b/>
-                <w:bCs/>
-                <w:lang w:val="en-SG"/>
-              </w:rPr>
-            </w:pPr>
-            <w:r>
+                <w:numId w:val="9"/>
+              </w:numPr>
+              <w:rPr>
+                <w:b/>
+                <w:bCs/>
+                <w:lang w:val="en-SG"/>
+              </w:rPr>
+            </w:pPr>
+            <w:r>
+              <w:lastRenderedPageBreak/>
               <w:t xml:space="preserve">Guide students to consider </w:t>
             </w:r>
             <w:r>
@@ -1678,7 +1754,7 @@
               <w:pStyle w:val="ListParagraph"/>
               <w:numPr>
                 <w:ilvl w:val="1"/>
-                <w:numId w:val="18"/>
+                <w:numId w:val="9"/>
               </w:numPr>
               <w:rPr>
                 <w:b/>
@@ -1695,7 +1771,7 @@
               <w:pStyle w:val="ListParagraph"/>
               <w:numPr>
                 <w:ilvl w:val="1"/>
-                <w:numId w:val="18"/>
+                <w:numId w:val="9"/>
               </w:numPr>
               <w:rPr>
                 <w:b/>
@@ -1712,7 +1788,7 @@
               <w:pStyle w:val="ListParagraph"/>
               <w:numPr>
                 <w:ilvl w:val="1"/>
-                <w:numId w:val="18"/>
+                <w:numId w:val="9"/>
               </w:numPr>
               <w:rPr>
                 <w:b/>
@@ -1729,7 +1805,7 @@
               <w:pStyle w:val="ListParagraph"/>
               <w:numPr>
                 <w:ilvl w:val="1"/>
-                <w:numId w:val="18"/>
+                <w:numId w:val="9"/>
               </w:numPr>
               <w:rPr>
                 <w:b/>
@@ -1746,7 +1822,7 @@
               <w:pStyle w:val="ListParagraph"/>
               <w:numPr>
                 <w:ilvl w:val="1"/>
-                <w:numId w:val="18"/>
+                <w:numId w:val="9"/>
               </w:numPr>
               <w:rPr>
                 <w:b/>
@@ -1769,16 +1845,15 @@
               <w:pStyle w:val="ListParagraph"/>
               <w:numPr>
                 <w:ilvl w:val="0"/>
-                <w:numId w:val="18"/>
-              </w:numPr>
-              <w:rPr>
-                <w:b/>
-                <w:bCs/>
-                <w:lang w:val="en-SG"/>
-              </w:rPr>
-            </w:pPr>
-            <w:r>
-              <w:lastRenderedPageBreak/>
+                <w:numId w:val="9"/>
+              </w:numPr>
+              <w:rPr>
+                <w:b/>
+                <w:bCs/>
+                <w:lang w:val="en-SG"/>
+              </w:rPr>
+            </w:pPr>
+            <w:r>
               <w:t>(Tech)</w:t>
             </w:r>
             <w:r>
@@ -1796,7 +1871,7 @@
               <w:pStyle w:val="ListParagraph"/>
               <w:numPr>
                 <w:ilvl w:val="1"/>
-                <w:numId w:val="18"/>
+                <w:numId w:val="9"/>
               </w:numPr>
               <w:rPr>
                 <w:b/>
@@ -1813,7 +1888,7 @@
               <w:pStyle w:val="ListParagraph"/>
               <w:numPr>
                 <w:ilvl w:val="1"/>
-                <w:numId w:val="18"/>
+                <w:numId w:val="9"/>
               </w:numPr>
               <w:rPr>
                 <w:b/>
@@ -1830,7 +1905,7 @@
               <w:pStyle w:val="ListParagraph"/>
               <w:numPr>
                 <w:ilvl w:val="1"/>
-                <w:numId w:val="18"/>
+                <w:numId w:val="9"/>
               </w:numPr>
               <w:rPr>
                 <w:b/>
@@ -1852,7 +1927,7 @@
               <w:pStyle w:val="ListParagraph"/>
               <w:numPr>
                 <w:ilvl w:val="0"/>
-                <w:numId w:val="18"/>
+                <w:numId w:val="9"/>
               </w:numPr>
               <w:rPr>
                 <w:b/>
@@ -1870,7 +1945,7 @@
               <w:pStyle w:val="ListParagraph"/>
               <w:numPr>
                 <w:ilvl w:val="0"/>
-                <w:numId w:val="18"/>
+                <w:numId w:val="9"/>
               </w:numPr>
               <w:rPr>
                 <w:lang w:val="en-SG"/>
@@ -1888,7 +1963,7 @@
               <w:pStyle w:val="ListParagraph"/>
               <w:numPr>
                 <w:ilvl w:val="0"/>
-                <w:numId w:val="18"/>
+                <w:numId w:val="9"/>
               </w:numPr>
               <w:rPr>
                 <w:b/>
@@ -1905,15 +1980,16 @@
               <w:pStyle w:val="ListParagraph"/>
               <w:numPr>
                 <w:ilvl w:val="0"/>
-                <w:numId w:val="18"/>
-              </w:numPr>
-              <w:rPr>
-                <w:b/>
-                <w:bCs/>
-                <w:lang w:val="en-SG"/>
-              </w:rPr>
-            </w:pPr>
-            <w:r>
+                <w:numId w:val="9"/>
+              </w:numPr>
+              <w:rPr>
+                <w:b/>
+                <w:bCs/>
+                <w:lang w:val="en-SG"/>
+              </w:rPr>
+            </w:pPr>
+            <w:r>
+              <w:lastRenderedPageBreak/>
               <w:t>R</w:t>
             </w:r>
             <w:r>
@@ -1938,23 +2014,8 @@
                 <w:b/>
                 <w:bCs/>
               </w:rPr>
-              <w:t>[</w:t>
-            </w:r>
-            <w:proofErr w:type="gramStart"/>
-            <w:r>
-              <w:rPr>
-                <w:b/>
-                <w:bCs/>
-              </w:rPr>
-              <w:t>Take Action</w:t>
-            </w:r>
-            <w:proofErr w:type="gramEnd"/>
-            <w:r>
-              <w:rPr>
-                <w:b/>
-                <w:bCs/>
-              </w:rPr>
-              <w:t xml:space="preserve">] </w:t>
+              <w:lastRenderedPageBreak/>
+              <w:t xml:space="preserve">[Take Action] </w:t>
             </w:r>
             <w:r>
               <w:t>Students take ownership of their learning by identifying and addressing knowledge gaps needed to solve a real-world problem.</w:t>
@@ -2007,15 +2068,7 @@
               </w:rPr>
             </w:pPr>
             <w:r>
-              <w:t xml:space="preserve">to evaluate their hypotheses </w:t>
-            </w:r>
-            <w:proofErr w:type="gramStart"/>
-            <w:r>
-              <w:t>in light of</w:t>
-            </w:r>
-            <w:proofErr w:type="gramEnd"/>
-            <w:r>
-              <w:t xml:space="preserve"> what they have learnt</w:t>
+              <w:t>to evaluate their hypotheses in light of what they have learnt</w:t>
             </w:r>
           </w:p>
         </w:tc>
@@ -2028,7 +2081,7 @@
               <w:pStyle w:val="ListParagraph"/>
               <w:numPr>
                 <w:ilvl w:val="0"/>
-                <w:numId w:val="19"/>
+                <w:numId w:val="23"/>
               </w:numPr>
               <w:spacing w:line="259" w:lineRule="auto"/>
               <w:ind w:right="57"/>
@@ -2045,7 +2098,7 @@
               <w:pStyle w:val="ListParagraph"/>
               <w:numPr>
                 <w:ilvl w:val="0"/>
-                <w:numId w:val="19"/>
+                <w:numId w:val="23"/>
               </w:numPr>
               <w:spacing w:line="259" w:lineRule="auto"/>
               <w:ind w:right="57"/>
@@ -2059,7 +2112,7 @@
               <w:pStyle w:val="ListParagraph"/>
               <w:numPr>
                 <w:ilvl w:val="0"/>
-                <w:numId w:val="19"/>
+                <w:numId w:val="23"/>
               </w:numPr>
               <w:spacing w:line="259" w:lineRule="auto"/>
               <w:ind w:right="57"/>
@@ -2068,7 +2121,11 @@
               <w:t xml:space="preserve">(Tech) </w:t>
             </w:r>
             <w:r>
-              <w:t>Use digital probes, sensors, balances, data loggers, spreadsheets, or AI-supported tools for data collection and analysis.</w:t>
+              <w:t xml:space="preserve">Use digital probes, sensors, balances, data </w:t>
+            </w:r>
+            <w:r>
+              <w:lastRenderedPageBreak/>
+              <w:t>loggers, spreadsheets, or AI-supported tools for data collection and analysis.</w:t>
             </w:r>
           </w:p>
           <w:p>
@@ -2076,7 +2133,7 @@
               <w:pStyle w:val="ListParagraph"/>
               <w:numPr>
                 <w:ilvl w:val="0"/>
-                <w:numId w:val="19"/>
+                <w:numId w:val="23"/>
               </w:numPr>
               <w:spacing w:line="259" w:lineRule="auto"/>
               <w:ind w:right="57"/>
@@ -2098,15 +2155,16 @@
               <w:pStyle w:val="ListParagraph"/>
               <w:numPr>
                 <w:ilvl w:val="0"/>
-                <w:numId w:val="19"/>
-              </w:numPr>
-              <w:rPr>
-                <w:b/>
-                <w:bCs/>
-                <w:lang w:val="en-SG"/>
-              </w:rPr>
-            </w:pPr>
-            <w:r>
+                <w:numId w:val="23"/>
+              </w:numPr>
+              <w:rPr>
+                <w:b/>
+                <w:bCs/>
+                <w:lang w:val="en-SG"/>
+              </w:rPr>
+            </w:pPr>
+            <w:r>
+              <w:lastRenderedPageBreak/>
               <w:t>Design or conduct investigations to gather evidence.</w:t>
             </w:r>
           </w:p>
@@ -2115,7 +2173,7 @@
               <w:pStyle w:val="ListParagraph"/>
               <w:numPr>
                 <w:ilvl w:val="0"/>
-                <w:numId w:val="19"/>
+                <w:numId w:val="23"/>
               </w:numPr>
               <w:rPr>
                 <w:b/>
@@ -2132,7 +2190,7 @@
               <w:pStyle w:val="ListParagraph"/>
               <w:numPr>
                 <w:ilvl w:val="0"/>
-                <w:numId w:val="19"/>
+                <w:numId w:val="23"/>
               </w:numPr>
               <w:rPr>
                 <w:b/>
@@ -2149,7 +2207,7 @@
               <w:pStyle w:val="ListParagraph"/>
               <w:numPr>
                 <w:ilvl w:val="0"/>
-                <w:numId w:val="19"/>
+                <w:numId w:val="23"/>
               </w:numPr>
               <w:rPr>
                 <w:b/>
@@ -2166,7 +2224,7 @@
               <w:pStyle w:val="ListParagraph"/>
               <w:numPr>
                 <w:ilvl w:val="0"/>
-                <w:numId w:val="19"/>
+                <w:numId w:val="23"/>
               </w:numPr>
               <w:rPr>
                 <w:b/>
@@ -2255,18 +2313,14 @@
               <w:pStyle w:val="ListParagraph"/>
               <w:numPr>
                 <w:ilvl w:val="0"/>
-                <w:numId w:val="20"/>
-              </w:numPr>
-              <w:rPr>
-                <w:lang w:val="en-SG"/>
-              </w:rPr>
-            </w:pPr>
-            <w:r>
-              <w:t>Guide students to construct evidence-based explanations using a Claim-Evidence-</w:t>
-            </w:r>
-            <w:r>
-              <w:lastRenderedPageBreak/>
-              <w:t>Reasoning (CER) framework.</w:t>
+                <w:numId w:val="5"/>
+              </w:numPr>
+              <w:rPr>
+                <w:lang w:val="en-SG"/>
+              </w:rPr>
+            </w:pPr>
+            <w:r>
+              <w:t>Guide students to construct evidence-based explanations using a Claim-Evidence-Reasoning (CER) framework.</w:t>
             </w:r>
             <w:r>
               <w:br/>
@@ -2277,7 +2331,7 @@
               <w:pStyle w:val="ListParagraph"/>
               <w:numPr>
                 <w:ilvl w:val="0"/>
-                <w:numId w:val="20"/>
+                <w:numId w:val="5"/>
               </w:numPr>
               <w:rPr>
                 <w:lang w:val="en-SG"/>
@@ -2292,7 +2346,7 @@
               <w:pStyle w:val="ListParagraph"/>
               <w:numPr>
                 <w:ilvl w:val="0"/>
-                <w:numId w:val="20"/>
+                <w:numId w:val="5"/>
               </w:numPr>
               <w:rPr>
                 <w:lang w:val="en-SG"/>
@@ -2307,7 +2361,7 @@
               <w:pStyle w:val="ListParagraph"/>
               <w:numPr>
                 <w:ilvl w:val="0"/>
-                <w:numId w:val="20"/>
+                <w:numId w:val="5"/>
               </w:numPr>
               <w:rPr>
                 <w:lang w:val="en-SG"/>
@@ -2325,7 +2379,7 @@
               <w:pStyle w:val="ListParagraph"/>
               <w:numPr>
                 <w:ilvl w:val="0"/>
-                <w:numId w:val="20"/>
+                <w:numId w:val="5"/>
               </w:numPr>
               <w:rPr>
                 <w:lang w:val="en-SG"/>
@@ -2345,14 +2399,13 @@
               <w:pStyle w:val="ListParagraph"/>
               <w:numPr>
                 <w:ilvl w:val="0"/>
-                <w:numId w:val="20"/>
-              </w:numPr>
-              <w:rPr>
-                <w:lang w:val="en-SG"/>
-              </w:rPr>
-            </w:pPr>
-            <w:r>
-              <w:lastRenderedPageBreak/>
+                <w:numId w:val="5"/>
+              </w:numPr>
+              <w:rPr>
+                <w:lang w:val="en-SG"/>
+              </w:rPr>
+            </w:pPr>
+            <w:r>
               <w:t>Construct and communicate evidence-based explanations.</w:t>
             </w:r>
           </w:p>
@@ -2361,14 +2414,13 @@
               <w:pStyle w:val="ListParagraph"/>
               <w:numPr>
                 <w:ilvl w:val="0"/>
-                <w:numId w:val="20"/>
-              </w:numPr>
-              <w:rPr>
-                <w:lang w:val="en-SG"/>
-              </w:rPr>
-            </w:pPr>
-            <w:r>
-              <w:lastRenderedPageBreak/>
+                <w:numId w:val="5"/>
+              </w:numPr>
+              <w:rPr>
+                <w:lang w:val="en-SG"/>
+              </w:rPr>
+            </w:pPr>
+            <w:r>
               <w:t>Connect practical findings to the original problem context.</w:t>
             </w:r>
             <w:r>
@@ -2380,7 +2432,7 @@
               <w:pStyle w:val="ListParagraph"/>
               <w:numPr>
                 <w:ilvl w:val="0"/>
-                <w:numId w:val="20"/>
+                <w:numId w:val="5"/>
               </w:numPr>
               <w:spacing w:line="240" w:lineRule="auto"/>
               <w:ind w:left="357" w:hanging="357"/>
@@ -2397,7 +2449,7 @@
               <w:pStyle w:val="ListParagraph"/>
               <w:numPr>
                 <w:ilvl w:val="0"/>
-                <w:numId w:val="20"/>
+                <w:numId w:val="5"/>
               </w:numPr>
               <w:rPr>
                 <w:lang w:val="en-SG"/>
@@ -2412,7 +2464,7 @@
               <w:pStyle w:val="ListParagraph"/>
               <w:numPr>
                 <w:ilvl w:val="0"/>
-                <w:numId w:val="20"/>
+                <w:numId w:val="5"/>
               </w:numPr>
               <w:rPr>
                 <w:lang w:val="en-SG"/>
@@ -2440,15 +2492,10 @@
                 <w:b/>
                 <w:bCs/>
               </w:rPr>
-              <w:lastRenderedPageBreak/>
               <w:t xml:space="preserve">[Understand] </w:t>
             </w:r>
             <w:r>
-              <w:t>Students consolidate scientific understanding by linking evidence to explanations about acid-</w:t>
-            </w:r>
-            <w:r>
-              <w:lastRenderedPageBreak/>
-              <w:t>carbonate reactions and material degradation.</w:t>
+              <w:t>Students consolidate scientific understanding by linking evidence to explanations about acid-carbonate reactions and material degradation.</w:t>
             </w:r>
             <w:r>
               <w:rPr>
@@ -2481,23 +2528,7 @@
                 <w:bCs/>
               </w:rPr>
               <w:br/>
-              <w:t>[</w:t>
-            </w:r>
-            <w:proofErr w:type="gramStart"/>
-            <w:r>
-              <w:rPr>
-                <w:b/>
-                <w:bCs/>
-              </w:rPr>
-              <w:t>Take Action</w:t>
-            </w:r>
-            <w:proofErr w:type="gramEnd"/>
-            <w:r>
-              <w:rPr>
-                <w:b/>
-                <w:bCs/>
-              </w:rPr>
-              <w:t xml:space="preserve">] </w:t>
+              <w:t xml:space="preserve">[Take Action] </w:t>
             </w:r>
             <w:r>
               <w:t>Students apply scientific understanding to propose and justify evidence-informed solutions to a real-world challenge.</w:t>
@@ -2588,13 +2619,25 @@
         </w:rPr>
         <w:t>nstruction</w:t>
       </w:r>
+      <w:r>
+        <w:rPr>
+          <w:lang w:val="en-US"/>
+        </w:rPr>
+        <w:t xml:space="preserve"> for </w:t>
+      </w:r>
+      <w:r>
+        <w:rPr>
+          <w:lang w:val="en-US"/>
+        </w:rPr>
+        <w:t>students</w:t>
+      </w:r>
     </w:p>
     <w:p>
       <w:pPr>
         <w:pStyle w:val="ListParagraph"/>
         <w:numPr>
           <w:ilvl w:val="0"/>
-          <w:numId w:val="21"/>
+          <w:numId w:val="22"/>
         </w:numPr>
         <w:rPr>
           <w:lang w:val="en-US"/>
@@ -2612,7 +2655,7 @@
         <w:pStyle w:val="ListParagraph"/>
         <w:numPr>
           <w:ilvl w:val="0"/>
-          <w:numId w:val="21"/>
+          <w:numId w:val="22"/>
         </w:numPr>
         <w:rPr>
           <w:lang w:val="en-US"/>
@@ -2746,7 +2789,7 @@
               <w:pStyle w:val="ListParagraph"/>
               <w:numPr>
                 <w:ilvl w:val="0"/>
-                <w:numId w:val="22"/>
+                <w:numId w:val="2"/>
               </w:numPr>
               <w:rPr>
                 <w:lang w:val="en-US"/>
@@ -2761,7 +2804,7 @@
               <w:pStyle w:val="ListParagraph"/>
               <w:numPr>
                 <w:ilvl w:val="0"/>
-                <w:numId w:val="22"/>
+                <w:numId w:val="2"/>
               </w:numPr>
               <w:rPr>
                 <w:lang w:val="en-US"/>
@@ -2776,7 +2819,7 @@
               <w:pStyle w:val="ListParagraph"/>
               <w:numPr>
                 <w:ilvl w:val="0"/>
-                <w:numId w:val="22"/>
+                <w:numId w:val="2"/>
               </w:numPr>
               <w:rPr>
                 <w:lang w:val="en-US"/>
@@ -2796,7 +2839,7 @@
               <w:pStyle w:val="ListParagraph"/>
               <w:numPr>
                 <w:ilvl w:val="0"/>
-                <w:numId w:val="22"/>
+                <w:numId w:val="2"/>
               </w:numPr>
               <w:rPr>
                 <w:lang w:val="en-US"/>
@@ -2814,7 +2857,7 @@
               <w:pStyle w:val="ListParagraph"/>
               <w:numPr>
                 <w:ilvl w:val="0"/>
-                <w:numId w:val="22"/>
+                <w:numId w:val="2"/>
               </w:numPr>
               <w:rPr>
                 <w:lang w:val="en-US"/>
@@ -2894,7 +2937,7 @@
               <w:pStyle w:val="ListParagraph"/>
               <w:numPr>
                 <w:ilvl w:val="0"/>
-                <w:numId w:val="23"/>
+                <w:numId w:val="7"/>
               </w:numPr>
               <w:rPr>
                 <w:lang w:val="en-US"/>
@@ -2909,7 +2952,7 @@
               <w:pStyle w:val="ListParagraph"/>
               <w:numPr>
                 <w:ilvl w:val="0"/>
-                <w:numId w:val="23"/>
+                <w:numId w:val="7"/>
               </w:numPr>
               <w:rPr>
                 <w:lang w:val="en-US"/>
@@ -2924,13 +2967,14 @@
               <w:pStyle w:val="ListParagraph"/>
               <w:numPr>
                 <w:ilvl w:val="0"/>
-                <w:numId w:val="23"/>
+                <w:numId w:val="7"/>
               </w:numPr>
               <w:rPr>
                 <w:lang w:val="en-US"/>
               </w:rPr>
             </w:pPr>
             <w:r>
+              <w:lastRenderedPageBreak/>
               <w:t>Guide students in identifying relevant scientific concepts and information needed to address the problem.</w:t>
             </w:r>
           </w:p>
@@ -2944,13 +2988,14 @@
               <w:pStyle w:val="ListParagraph"/>
               <w:numPr>
                 <w:ilvl w:val="0"/>
-                <w:numId w:val="23"/>
+                <w:numId w:val="7"/>
               </w:numPr>
               <w:rPr>
                 <w:lang w:val="en-US"/>
               </w:rPr>
             </w:pPr>
             <w:r>
+              <w:lastRenderedPageBreak/>
               <w:t>Encourage students to independently determine what information is relevant and identify additional information required.</w:t>
             </w:r>
           </w:p>
@@ -2959,7 +3004,7 @@
               <w:pStyle w:val="ListParagraph"/>
               <w:numPr>
                 <w:ilvl w:val="0"/>
-                <w:numId w:val="23"/>
+                <w:numId w:val="7"/>
               </w:numPr>
               <w:rPr>
                 <w:lang w:val="en-US"/>
@@ -3012,7 +3057,7 @@
               <w:pStyle w:val="ListParagraph"/>
               <w:numPr>
                 <w:ilvl w:val="0"/>
-                <w:numId w:val="24"/>
+                <w:numId w:val="11"/>
               </w:numPr>
               <w:rPr>
                 <w:lang w:val="en-US"/>
@@ -3027,7 +3072,7 @@
               <w:pStyle w:val="ListParagraph"/>
               <w:numPr>
                 <w:ilvl w:val="0"/>
-                <w:numId w:val="24"/>
+                <w:numId w:val="11"/>
               </w:numPr>
               <w:rPr>
                 <w:lang w:val="en-US"/>
@@ -3047,7 +3092,7 @@
               <w:pStyle w:val="ListParagraph"/>
               <w:numPr>
                 <w:ilvl w:val="0"/>
-                <w:numId w:val="24"/>
+                <w:numId w:val="11"/>
               </w:numPr>
               <w:rPr>
                 <w:lang w:val="en-US"/>
@@ -3062,7 +3107,7 @@
               <w:pStyle w:val="ListParagraph"/>
               <w:numPr>
                 <w:ilvl w:val="0"/>
-                <w:numId w:val="24"/>
+                <w:numId w:val="11"/>
               </w:numPr>
               <w:rPr>
                 <w:lang w:val="en-US"/>
@@ -3118,7 +3163,7 @@
               <w:pStyle w:val="ListParagraph"/>
               <w:numPr>
                 <w:ilvl w:val="0"/>
-                <w:numId w:val="25"/>
+                <w:numId w:val="1"/>
               </w:numPr>
               <w:rPr>
                 <w:lang w:val="en-US"/>
@@ -3136,7 +3181,7 @@
               <w:pStyle w:val="ListParagraph"/>
               <w:numPr>
                 <w:ilvl w:val="0"/>
-                <w:numId w:val="25"/>
+                <w:numId w:val="1"/>
               </w:numPr>
               <w:rPr>
                 <w:lang w:val="en-US"/>
@@ -3146,7 +3191,6 @@
               <w:rPr>
                 <w:lang w:val="en-US"/>
               </w:rPr>
-              <w:lastRenderedPageBreak/>
               <w:t>Provide curated resources at an appropriate level to support knowledge building.</w:t>
             </w:r>
           </w:p>
@@ -3160,14 +3204,13 @@
               <w:pStyle w:val="ListParagraph"/>
               <w:numPr>
                 <w:ilvl w:val="0"/>
-                <w:numId w:val="25"/>
+                <w:numId w:val="1"/>
               </w:numPr>
               <w:rPr>
                 <w:lang w:val="en-US"/>
               </w:rPr>
             </w:pPr>
             <w:r>
-              <w:lastRenderedPageBreak/>
               <w:t>Encourage students to independently identify knowledge gaps, formulate research questions, and locate relevant sources.</w:t>
             </w:r>
           </w:p>
@@ -3176,14 +3219,13 @@
               <w:pStyle w:val="ListParagraph"/>
               <w:numPr>
                 <w:ilvl w:val="0"/>
-                <w:numId w:val="25"/>
+                <w:numId w:val="1"/>
               </w:numPr>
               <w:rPr>
                 <w:lang w:val="en-US"/>
               </w:rPr>
             </w:pPr>
             <w:r>
-              <w:lastRenderedPageBreak/>
               <w:t>Require students to synthesise information from multiple sources.</w:t>
             </w:r>
           </w:p>
@@ -3207,7 +3249,6 @@
                 <w:b/>
                 <w:bCs/>
               </w:rPr>
-              <w:lastRenderedPageBreak/>
               <w:t xml:space="preserve">Apply New Knowledge </w:t>
             </w:r>
           </w:p>
@@ -3221,15 +3262,7 @@
               </w:rPr>
             </w:pPr>
             <w:r>
-              <w:t xml:space="preserve">to evaluate their hypotheses </w:t>
-            </w:r>
-            <w:proofErr w:type="gramStart"/>
-            <w:r>
-              <w:t>in light of</w:t>
-            </w:r>
-            <w:proofErr w:type="gramEnd"/>
-            <w:r>
-              <w:t xml:space="preserve"> what they have learnt</w:t>
+              <w:t>to evaluate their hypotheses in light of what they have learnt</w:t>
             </w:r>
           </w:p>
         </w:tc>
@@ -3242,7 +3275,7 @@
               <w:pStyle w:val="ListParagraph"/>
               <w:numPr>
                 <w:ilvl w:val="0"/>
-                <w:numId w:val="25"/>
+                <w:numId w:val="1"/>
               </w:numPr>
               <w:rPr>
                 <w:lang w:val="en-US"/>
@@ -3257,7 +3290,7 @@
               <w:pStyle w:val="ListParagraph"/>
               <w:numPr>
                 <w:ilvl w:val="0"/>
-                <w:numId w:val="25"/>
+                <w:numId w:val="1"/>
               </w:numPr>
               <w:rPr>
                 <w:lang w:val="en-US"/>
@@ -3272,7 +3305,7 @@
               <w:pStyle w:val="ListParagraph"/>
               <w:numPr>
                 <w:ilvl w:val="0"/>
-                <w:numId w:val="25"/>
+                <w:numId w:val="1"/>
               </w:numPr>
               <w:rPr>
                 <w:lang w:val="en-US"/>
@@ -3292,7 +3325,7 @@
               <w:pStyle w:val="ListParagraph"/>
               <w:numPr>
                 <w:ilvl w:val="0"/>
-                <w:numId w:val="25"/>
+                <w:numId w:val="1"/>
               </w:numPr>
               <w:rPr>
                 <w:lang w:val="en-US"/>
@@ -3307,7 +3340,7 @@
               <w:pStyle w:val="ListParagraph"/>
               <w:numPr>
                 <w:ilvl w:val="0"/>
-                <w:numId w:val="25"/>
+                <w:numId w:val="1"/>
               </w:numPr>
               <w:rPr>
                 <w:lang w:val="en-US"/>
@@ -3322,7 +3355,7 @@
               <w:pStyle w:val="ListParagraph"/>
               <w:numPr>
                 <w:ilvl w:val="0"/>
-                <w:numId w:val="25"/>
+                <w:numId w:val="1"/>
               </w:numPr>
               <w:rPr>
                 <w:lang w:val="en-US"/>
@@ -3365,7 +3398,7 @@
               <w:pStyle w:val="ListParagraph"/>
               <w:numPr>
                 <w:ilvl w:val="0"/>
-                <w:numId w:val="26"/>
+                <w:numId w:val="4"/>
               </w:numPr>
               <w:rPr>
                 <w:lang w:val="en-US"/>
@@ -3380,7 +3413,7 @@
               <w:pStyle w:val="ListParagraph"/>
               <w:numPr>
                 <w:ilvl w:val="0"/>
-                <w:numId w:val="26"/>
+                <w:numId w:val="4"/>
               </w:numPr>
               <w:rPr>
                 <w:lang w:val="en-US"/>
@@ -3395,7 +3428,7 @@
               <w:pStyle w:val="ListParagraph"/>
               <w:numPr>
                 <w:ilvl w:val="0"/>
-                <w:numId w:val="26"/>
+                <w:numId w:val="4"/>
               </w:numPr>
               <w:rPr>
                 <w:lang w:val="en-US"/>
@@ -3410,13 +3443,14 @@
               <w:pStyle w:val="ListParagraph"/>
               <w:numPr>
                 <w:ilvl w:val="0"/>
-                <w:numId w:val="26"/>
+                <w:numId w:val="4"/>
               </w:numPr>
               <w:rPr>
                 <w:lang w:val="en-US"/>
               </w:rPr>
             </w:pPr>
             <w:r>
+              <w:lastRenderedPageBreak/>
               <w:t>Use structured planning templates to support decision-making.</w:t>
             </w:r>
           </w:p>
@@ -3430,13 +3464,14 @@
               <w:pStyle w:val="ListParagraph"/>
               <w:numPr>
                 <w:ilvl w:val="0"/>
-                <w:numId w:val="26"/>
+                <w:numId w:val="4"/>
               </w:numPr>
               <w:rPr>
                 <w:lang w:val="en-US"/>
               </w:rPr>
             </w:pPr>
             <w:r>
+              <w:lastRenderedPageBreak/>
               <w:t>Require students to independently construct explanations and evaluate alternative interpretations.</w:t>
             </w:r>
           </w:p>
@@ -3445,7 +3480,7 @@
               <w:pStyle w:val="ListParagraph"/>
               <w:numPr>
                 <w:ilvl w:val="0"/>
-                <w:numId w:val="26"/>
+                <w:numId w:val="4"/>
               </w:numPr>
               <w:rPr>
                 <w:lang w:val="en-US"/>
@@ -3460,7 +3495,7 @@
               <w:pStyle w:val="ListParagraph"/>
               <w:numPr>
                 <w:ilvl w:val="0"/>
-                <w:numId w:val="26"/>
+                <w:numId w:val="4"/>
               </w:numPr>
               <w:rPr>
                 <w:lang w:val="en-US"/>
@@ -3475,7 +3510,7 @@
               <w:pStyle w:val="ListParagraph"/>
               <w:numPr>
                 <w:ilvl w:val="0"/>
-                <w:numId w:val="26"/>
+                <w:numId w:val="4"/>
               </w:numPr>
               <w:rPr>
                 <w:lang w:val="en-US"/>
@@ -3490,13 +3525,14 @@
               <w:pStyle w:val="ListParagraph"/>
               <w:numPr>
                 <w:ilvl w:val="0"/>
-                <w:numId w:val="26"/>
+                <w:numId w:val="4"/>
               </w:numPr>
               <w:rPr>
                 <w:lang w:val="en-US"/>
               </w:rPr>
             </w:pPr>
             <w:r>
+              <w:lastRenderedPageBreak/>
               <w:t>Require students to justify recommendations using multiple sources of evidence.</w:t>
             </w:r>
           </w:p>
@@ -6755,83 +6791,83 @@
       </w:rPr>
     </w:lvl>
   </w:abstractNum>
-  <w:num w:numId="1" w16cid:durableId="1255824087">
+  <w:num w:numId="1" w16cid:durableId="1125079612">
+    <w:abstractNumId w:val="25"/>
+  </w:num>
+  <w:num w:numId="2" w16cid:durableId="1189295276">
+    <w:abstractNumId w:val="22"/>
+  </w:num>
+  <w:num w:numId="3" w16cid:durableId="1255824087">
     <w:abstractNumId w:val="8"/>
   </w:num>
-  <w:num w:numId="2" w16cid:durableId="90007815">
-    <w:abstractNumId w:val="15"/>
+  <w:num w:numId="4" w16cid:durableId="1397893152">
+    <w:abstractNumId w:val="0"/>
   </w:num>
-  <w:num w:numId="3" w16cid:durableId="2073574353">
+  <w:num w:numId="5" w16cid:durableId="1418483222">
+    <w:abstractNumId w:val="13"/>
+  </w:num>
+  <w:num w:numId="6" w16cid:durableId="1717000354">
+    <w:abstractNumId w:val="2"/>
+  </w:num>
+  <w:num w:numId="7" w16cid:durableId="1734110981">
+    <w:abstractNumId w:val="14"/>
+  </w:num>
+  <w:num w:numId="8" w16cid:durableId="1744722010">
+    <w:abstractNumId w:val="7"/>
+  </w:num>
+  <w:num w:numId="9" w16cid:durableId="1798648091">
+    <w:abstractNumId w:val="1"/>
+  </w:num>
+  <w:num w:numId="10" w16cid:durableId="1874264724">
+    <w:abstractNumId w:val="17"/>
+  </w:num>
+  <w:num w:numId="11" w16cid:durableId="1886797444">
+    <w:abstractNumId w:val="3"/>
+  </w:num>
+  <w:num w:numId="12" w16cid:durableId="1915553356">
+    <w:abstractNumId w:val="16"/>
+  </w:num>
+  <w:num w:numId="13" w16cid:durableId="1945530142">
+    <w:abstractNumId w:val="6"/>
+  </w:num>
+  <w:num w:numId="14" w16cid:durableId="2055887520">
+    <w:abstractNumId w:val="21"/>
+  </w:num>
+  <w:num w:numId="15" w16cid:durableId="2073574353">
     <w:abstractNumId w:val="10"/>
   </w:num>
-  <w:num w:numId="4" w16cid:durableId="742339954">
+  <w:num w:numId="16" w16cid:durableId="262423424">
+    <w:abstractNumId w:val="11"/>
+  </w:num>
+  <w:num w:numId="17" w16cid:durableId="361709817">
+    <w:abstractNumId w:val="12"/>
+  </w:num>
+  <w:num w:numId="18" w16cid:durableId="446196895">
+    <w:abstractNumId w:val="18"/>
+  </w:num>
+  <w:num w:numId="19" w16cid:durableId="476921009">
+    <w:abstractNumId w:val="4"/>
+  </w:num>
+  <w:num w:numId="20" w16cid:durableId="522288827">
+    <w:abstractNumId w:val="9"/>
+  </w:num>
+  <w:num w:numId="21" w16cid:durableId="549879038">
+    <w:abstractNumId w:val="24"/>
+  </w:num>
+  <w:num w:numId="22" w16cid:durableId="582498383">
+    <w:abstractNumId w:val="19"/>
+  </w:num>
+  <w:num w:numId="23" w16cid:durableId="712197310">
+    <w:abstractNumId w:val="23"/>
+  </w:num>
+  <w:num w:numId="24" w16cid:durableId="716662841">
+    <w:abstractNumId w:val="5"/>
+  </w:num>
+  <w:num w:numId="25" w16cid:durableId="742339954">
     <w:abstractNumId w:val="20"/>
   </w:num>
-  <w:num w:numId="5" w16cid:durableId="1874264724">
-    <w:abstractNumId w:val="17"/>
-  </w:num>
-  <w:num w:numId="6" w16cid:durableId="1915553356">
-    <w:abstractNumId w:val="16"/>
-  </w:num>
-  <w:num w:numId="7" w16cid:durableId="716662841">
-    <w:abstractNumId w:val="5"/>
-  </w:num>
-  <w:num w:numId="8" w16cid:durableId="1945530142">
-    <w:abstractNumId w:val="6"/>
-  </w:num>
-  <w:num w:numId="9" w16cid:durableId="1744722010">
-    <w:abstractNumId w:val="7"/>
-  </w:num>
-  <w:num w:numId="10" w16cid:durableId="522288827">
-    <w:abstractNumId w:val="9"/>
-  </w:num>
-  <w:num w:numId="11" w16cid:durableId="361709817">
-    <w:abstractNumId w:val="12"/>
-  </w:num>
-  <w:num w:numId="12" w16cid:durableId="549879038">
-    <w:abstractNumId w:val="24"/>
-  </w:num>
-  <w:num w:numId="13" w16cid:durableId="262423424">
-    <w:abstractNumId w:val="11"/>
-  </w:num>
-  <w:num w:numId="14" w16cid:durableId="446196895">
-    <w:abstractNumId w:val="18"/>
-  </w:num>
-  <w:num w:numId="15" w16cid:durableId="2055887520">
-    <w:abstractNumId w:val="21"/>
-  </w:num>
-  <w:num w:numId="16" w16cid:durableId="1717000354">
-    <w:abstractNumId w:val="2"/>
-  </w:num>
-  <w:num w:numId="17" w16cid:durableId="476921009">
-    <w:abstractNumId w:val="4"/>
-  </w:num>
-  <w:num w:numId="18" w16cid:durableId="1798648091">
-    <w:abstractNumId w:val="1"/>
-  </w:num>
-  <w:num w:numId="19" w16cid:durableId="712197310">
-    <w:abstractNumId w:val="23"/>
-  </w:num>
-  <w:num w:numId="20" w16cid:durableId="1418483222">
-    <w:abstractNumId w:val="13"/>
-  </w:num>
-  <w:num w:numId="21" w16cid:durableId="582498383">
-    <w:abstractNumId w:val="19"/>
-  </w:num>
-  <w:num w:numId="22" w16cid:durableId="1189295276">
-    <w:abstractNumId w:val="22"/>
-  </w:num>
-  <w:num w:numId="23" w16cid:durableId="1734110981">
-    <w:abstractNumId w:val="14"/>
-  </w:num>
-  <w:num w:numId="24" w16cid:durableId="1886797444">
-    <w:abstractNumId w:val="3"/>
-  </w:num>
-  <w:num w:numId="25" w16cid:durableId="1125079612">
-    <w:abstractNumId w:val="25"/>
-  </w:num>
-  <w:num w:numId="26" w16cid:durableId="1397893152">
-    <w:abstractNumId w:val="0"/>
+  <w:num w:numId="26" w16cid:durableId="90007815">
+    <w:abstractNumId w:val="15"/>
   </w:num>
 </w:numbering>
 </file>

--- a/PBL.docx
+++ b/PBL.docx
@@ -727,21 +727,16 @@
           </w:tcPr>
           <w:p>
             <w:pPr>
-              <w:spacing w:line="278" w:lineRule="auto"/>
-              <w:ind w:left="57" w:right="57"/>
-              <w:jc w:val="center"/>
-              <w:rPr>
-                <w:b/>
-                <w:bCs/>
-                <w:lang w:val="en-SG"/>
-              </w:rPr>
-            </w:pPr>
-            <w:r>
-              <w:rPr>
-                <w:b/>
-                <w:bCs/>
-                <w:lang w:val="en-SG"/>
-              </w:rPr>
+              <w:pStyle w:val="Heading3"/>
+              <w:rPr>
+                <w:lang w:val="en-SG"/>
+              </w:rPr>
+            </w:pPr>
+            <w:r>
+              <w:rPr>
+                <w:lang w:val="en-SG"/>
+              </w:rPr>
+              <w:lastRenderedPageBreak/>
               <w:t>Problem Scenario</w:t>
             </w:r>
           </w:p>
@@ -817,22 +812,37 @@
               <w:t>Use curated virtual tours to build an affective connection to Singapore's heritage buildings</w:t>
             </w:r>
             <w:r>
-              <w:t xml:space="preserve"> (e.g</w:t>
-            </w:r>
-            <w:hyperlink r:id="rId10" w:history="1">
-              <w:r>
-                <w:rPr>
-                  <w:rStyle w:val="Hyperlink"/>
-                </w:rPr>
-                <w:t xml:space="preserve">. </w:t>
-              </w:r>
-              <w:r>
-                <w:rPr>
-                  <w:rStyle w:val="Hyperlink"/>
-                </w:rPr>
-                <w:t>Neil Road Townhouse</w:t>
-              </w:r>
-            </w:hyperlink>
+              <w:t xml:space="preserve"> (</w:t>
+            </w:r>
+            <w:proofErr w:type="gramStart"/>
+            <w:r>
+              <w:t>e.g</w:t>
+            </w:r>
+            <w:proofErr w:type="gramEnd"/>
+            <w:r>
+              <w:fldChar w:fldCharType="begin"/>
+            </w:r>
+            <w:r>
+              <w:instrText>HYPERLINK "https://www.straitstimes.com/multimedia/graphics/2024/09/singapore-conserved-properties/index.html"</w:instrText>
+            </w:r>
+            <w:r>
+              <w:fldChar w:fldCharType="separate"/>
+            </w:r>
+            <w:r>
+              <w:rPr>
+                <w:rStyle w:val="Hyperlink"/>
+              </w:rPr>
+              <w:t xml:space="preserve">. </w:t>
+            </w:r>
+            <w:r>
+              <w:rPr>
+                <w:rStyle w:val="Hyperlink"/>
+              </w:rPr>
+              <w:t>Neil Road Townhouse</w:t>
+            </w:r>
+            <w:r>
+              <w:fldChar w:fldCharType="end"/>
+            </w:r>
             <w:r>
               <w:t>)</w:t>
             </w:r>
@@ -1043,35 +1053,26 @@
           </w:tcPr>
           <w:p>
             <w:pPr>
-              <w:spacing w:line="240" w:lineRule="auto"/>
-              <w:ind w:left="57" w:right="57"/>
-              <w:jc w:val="center"/>
-              <w:rPr>
-                <w:b/>
-                <w:bCs/>
-                <w:lang w:val="en-SG"/>
-              </w:rPr>
-            </w:pPr>
-            <w:r>
-              <w:rPr>
-                <w:b/>
-                <w:bCs/>
-                <w:lang w:val="en-SG"/>
-              </w:rPr>
+              <w:pStyle w:val="Heading3"/>
+              <w:rPr>
+                <w:lang w:val="en-SG"/>
+              </w:rPr>
+            </w:pPr>
+            <w:r>
+              <w:rPr>
+                <w:lang w:val="en-SG"/>
+              </w:rPr>
+              <w:lastRenderedPageBreak/>
               <w:t>Identify</w:t>
             </w:r>
             <w:r>
               <w:rPr>
-                <w:b/>
-                <w:bCs/>
                 <w:lang w:val="en-SG"/>
               </w:rPr>
               <w:t xml:space="preserve"> </w:t>
             </w:r>
             <w:r>
               <w:rPr>
-                <w:b/>
-                <w:bCs/>
                 <w:lang w:val="en-SG"/>
               </w:rPr>
               <w:t>Facts</w:t>
@@ -1275,11 +1276,7 @@
               <w:t xml:space="preserve"> </w:t>
             </w:r>
             <w:r>
-              <w:t xml:space="preserve">Use platforms such as Google Docs, Padlet or SLS discussion boards for students </w:t>
-            </w:r>
-            <w:r>
-              <w:lastRenderedPageBreak/>
-              <w:t>to co-construct facts, observations and questions.</w:t>
+              <w:t>Use platforms such as Google Docs, Padlet or SLS discussion boards for students to co-construct facts, observations and questions.</w:t>
             </w:r>
             <w:r>
               <w:rPr>
@@ -1307,7 +1304,6 @@
               </w:rPr>
             </w:pPr>
             <w:r>
-              <w:lastRenderedPageBreak/>
               <w:t xml:space="preserve">Identify observable facts from images, videos and demonstrations. </w:t>
             </w:r>
           </w:p>
@@ -1406,19 +1402,16 @@
           </w:tcPr>
           <w:p>
             <w:pPr>
-              <w:jc w:val="center"/>
-              <w:rPr>
-                <w:b/>
-                <w:bCs/>
-                <w:lang w:val="en-SG"/>
-              </w:rPr>
-            </w:pPr>
-            <w:r>
-              <w:rPr>
-                <w:b/>
-                <w:bCs/>
-                <w:lang w:val="en-SG"/>
-              </w:rPr>
+              <w:pStyle w:val="Heading3"/>
+              <w:rPr>
+                <w:lang w:val="en-SG"/>
+              </w:rPr>
+            </w:pPr>
+            <w:r>
+              <w:rPr>
+                <w:lang w:val="en-SG"/>
+              </w:rPr>
+              <w:lastRenderedPageBreak/>
               <w:t>Generate Hypotheses</w:t>
             </w:r>
           </w:p>
@@ -1681,17 +1674,10 @@
           </w:tcPr>
           <w:p>
             <w:pPr>
-              <w:jc w:val="center"/>
-              <w:rPr>
-                <w:b/>
-                <w:bCs/>
-              </w:rPr>
-            </w:pPr>
-            <w:r>
-              <w:rPr>
-                <w:b/>
-                <w:bCs/>
-              </w:rPr>
+              <w:pStyle w:val="Heading3"/>
+            </w:pPr>
+            <w:r>
+              <w:lastRenderedPageBreak/>
               <w:t>Identify Knowledge Deficiencies</w:t>
             </w:r>
           </w:p>
@@ -1742,7 +1728,6 @@
               </w:rPr>
             </w:pPr>
             <w:r>
-              <w:lastRenderedPageBreak/>
               <w:t xml:space="preserve">Guide students to consider </w:t>
             </w:r>
             <w:r>
@@ -1936,7 +1921,6 @@
               </w:rPr>
             </w:pPr>
             <w:r>
-              <w:lastRenderedPageBreak/>
               <w:t>Identify knowledge gaps and learning needs.</w:t>
             </w:r>
           </w:p>
@@ -1989,7 +1973,6 @@
               </w:rPr>
             </w:pPr>
             <w:r>
-              <w:lastRenderedPageBreak/>
               <w:t>R</w:t>
             </w:r>
             <w:r>
@@ -2014,8 +1997,23 @@
                 <w:b/>
                 <w:bCs/>
               </w:rPr>
-              <w:lastRenderedPageBreak/>
-              <w:t xml:space="preserve">[Take Action] </w:t>
+              <w:t>[</w:t>
+            </w:r>
+            <w:proofErr w:type="gramStart"/>
+            <w:r>
+              <w:rPr>
+                <w:b/>
+                <w:bCs/>
+              </w:rPr>
+              <w:t>Take Action</w:t>
+            </w:r>
+            <w:proofErr w:type="gramEnd"/>
+            <w:r>
+              <w:rPr>
+                <w:b/>
+                <w:bCs/>
+              </w:rPr>
+              <w:t xml:space="preserve">] </w:t>
             </w:r>
             <w:r>
               <w:t>Students take ownership of their learning by identifying and addressing knowledge gaps needed to solve a real-world problem.</w:t>
@@ -2039,36 +2037,33 @@
           </w:tcPr>
           <w:p>
             <w:pPr>
+              <w:pStyle w:val="Heading3"/>
+            </w:pPr>
+            <w:r>
+              <w:lastRenderedPageBreak/>
+              <w:t>Apply New Knowledge</w:t>
+            </w:r>
+            <w:r>
+              <w:t xml:space="preserve"> </w:t>
+            </w:r>
+          </w:p>
+          <w:p>
+            <w:pPr>
               <w:jc w:val="center"/>
               <w:rPr>
-                <w:b/>
-                <w:bCs/>
-              </w:rPr>
-            </w:pPr>
-            <w:r>
-              <w:rPr>
-                <w:b/>
-                <w:bCs/>
-              </w:rPr>
-              <w:t>Apply New Knowledge</w:t>
-            </w:r>
-            <w:r>
-              <w:rPr>
-                <w:b/>
-                <w:bCs/>
-              </w:rPr>
-              <w:t xml:space="preserve"> </w:t>
-            </w:r>
-          </w:p>
-          <w:p>
-            <w:pPr>
-              <w:jc w:val="center"/>
-              <w:rPr>
-                <w:lang w:val="en-SG"/>
-              </w:rPr>
-            </w:pPr>
-            <w:r>
-              <w:t>to evaluate their hypotheses in light of what they have learnt</w:t>
+                <w:lang w:val="en-SG"/>
+              </w:rPr>
+            </w:pPr>
+            <w:r>
+              <w:t xml:space="preserve">to evaluate their hypotheses </w:t>
+            </w:r>
+            <w:proofErr w:type="gramStart"/>
+            <w:r>
+              <w:t>in light of</w:t>
+            </w:r>
+            <w:proofErr w:type="gramEnd"/>
+            <w:r>
+              <w:t xml:space="preserve"> what they have learnt</w:t>
             </w:r>
           </w:p>
         </w:tc>
@@ -2121,11 +2116,7 @@
               <w:t xml:space="preserve">(Tech) </w:t>
             </w:r>
             <w:r>
-              <w:t xml:space="preserve">Use digital probes, sensors, balances, data </w:t>
-            </w:r>
-            <w:r>
-              <w:lastRenderedPageBreak/>
-              <w:t>loggers, spreadsheets, or AI-supported tools for data collection and analysis.</w:t>
+              <w:t>Use digital probes, sensors, balances, data loggers, spreadsheets, or AI-supported tools for data collection and analysis.</w:t>
             </w:r>
           </w:p>
           <w:p>
@@ -2164,7 +2155,6 @@
               </w:rPr>
             </w:pPr>
             <w:r>
-              <w:lastRenderedPageBreak/>
               <w:t>Design or conduct investigations to gather evidence.</w:t>
             </w:r>
           </w:p>
@@ -2287,19 +2277,16 @@
           </w:tcPr>
           <w:p>
             <w:pPr>
-              <w:jc w:val="center"/>
-              <w:rPr>
-                <w:b/>
-                <w:bCs/>
-                <w:lang w:val="en-SG"/>
-              </w:rPr>
-            </w:pPr>
-            <w:r>
-              <w:rPr>
-                <w:b/>
-                <w:bCs/>
-                <w:lang w:val="en-SG"/>
-              </w:rPr>
+              <w:pStyle w:val="Heading3"/>
+              <w:rPr>
+                <w:lang w:val="en-SG"/>
+              </w:rPr>
+            </w:pPr>
+            <w:r>
+              <w:rPr>
+                <w:lang w:val="en-SG"/>
+              </w:rPr>
+              <w:lastRenderedPageBreak/>
               <w:t>Consolidation and Solution Development</w:t>
             </w:r>
           </w:p>
@@ -2528,7 +2515,23 @@
                 <w:bCs/>
               </w:rPr>
               <w:br/>
-              <w:t xml:space="preserve">[Take Action] </w:t>
+              <w:t>[</w:t>
+            </w:r>
+            <w:proofErr w:type="gramStart"/>
+            <w:r>
+              <w:rPr>
+                <w:b/>
+                <w:bCs/>
+              </w:rPr>
+              <w:t>Take Action</w:t>
+            </w:r>
+            <w:proofErr w:type="gramEnd"/>
+            <w:r>
+              <w:rPr>
+                <w:b/>
+                <w:bCs/>
+              </w:rPr>
+              <w:t xml:space="preserve">] </w:t>
             </w:r>
             <w:r>
               <w:t>Students apply scientific understanding to propose and justify evidence-informed solutions to a real-world challenge.</w:t>
@@ -2763,19 +2766,16 @@
           </w:tcPr>
           <w:p>
             <w:pPr>
-              <w:jc w:val="center"/>
-              <w:rPr>
-                <w:b/>
-                <w:bCs/>
+              <w:pStyle w:val="Heading3"/>
+              <w:rPr>
                 <w:lang w:val="en-US"/>
               </w:rPr>
             </w:pPr>
             <w:r>
               <w:rPr>
-                <w:b/>
-                <w:bCs/>
                 <w:lang w:val="en-US"/>
               </w:rPr>
+              <w:lastRenderedPageBreak/>
               <w:t>Problem Scenario</w:t>
             </w:r>
           </w:p>
@@ -2879,35 +2879,25 @@
           </w:tcPr>
           <w:p>
             <w:pPr>
-              <w:spacing w:line="240" w:lineRule="auto"/>
-              <w:ind w:left="57" w:right="57"/>
-              <w:jc w:val="center"/>
-              <w:rPr>
-                <w:b/>
-                <w:bCs/>
-                <w:lang w:val="en-SG"/>
-              </w:rPr>
-            </w:pPr>
-            <w:r>
-              <w:rPr>
-                <w:b/>
-                <w:bCs/>
+              <w:pStyle w:val="Heading3"/>
+              <w:rPr>
+                <w:lang w:val="en-SG"/>
+              </w:rPr>
+            </w:pPr>
+            <w:r>
+              <w:rPr>
                 <w:lang w:val="en-SG"/>
               </w:rPr>
               <w:t>Identify</w:t>
             </w:r>
             <w:r>
               <w:rPr>
-                <w:b/>
-                <w:bCs/>
                 <w:lang w:val="en-SG"/>
               </w:rPr>
               <w:t xml:space="preserve"> </w:t>
             </w:r>
             <w:r>
               <w:rPr>
-                <w:b/>
-                <w:bCs/>
                 <w:lang w:val="en-SG"/>
               </w:rPr>
               <w:t>Facts</w:t>
@@ -2974,7 +2964,6 @@
               </w:rPr>
             </w:pPr>
             <w:r>
-              <w:lastRenderedPageBreak/>
               <w:t>Guide students in identifying relevant scientific concepts and information needed to address the problem.</w:t>
             </w:r>
           </w:p>
@@ -2995,7 +2984,6 @@
               </w:rPr>
             </w:pPr>
             <w:r>
-              <w:lastRenderedPageBreak/>
               <w:t>Encourage students to independently determine what information is relevant and identify additional information required.</w:t>
             </w:r>
           </w:p>
@@ -3023,17 +3011,13 @@
           </w:tcPr>
           <w:p>
             <w:pPr>
-              <w:jc w:val="center"/>
-              <w:rPr>
-                <w:b/>
-                <w:bCs/>
-                <w:lang w:val="en-SG"/>
-              </w:rPr>
-            </w:pPr>
-            <w:r>
-              <w:rPr>
-                <w:b/>
-                <w:bCs/>
+              <w:pStyle w:val="Heading3"/>
+              <w:rPr>
+                <w:lang w:val="en-SG"/>
+              </w:rPr>
+            </w:pPr>
+            <w:r>
+              <w:rPr>
                 <w:lang w:val="en-SG"/>
               </w:rPr>
               <w:t>Generate Hypotheses</w:t>
@@ -3126,17 +3110,9 @@
           </w:tcPr>
           <w:p>
             <w:pPr>
-              <w:jc w:val="center"/>
-              <w:rPr>
-                <w:b/>
-                <w:bCs/>
-              </w:rPr>
-            </w:pPr>
-            <w:r>
-              <w:rPr>
-                <w:b/>
-                <w:bCs/>
-              </w:rPr>
+              <w:pStyle w:val="Heading3"/>
+            </w:pPr>
+            <w:r>
               <w:t>Identify Knowledge Deficiencies</w:t>
             </w:r>
           </w:p>
@@ -3238,31 +3214,32 @@
           </w:tcPr>
           <w:p>
             <w:pPr>
+              <w:pStyle w:val="Heading3"/>
+            </w:pPr>
+            <w:r>
+              <w:lastRenderedPageBreak/>
+              <w:t xml:space="preserve">Apply New Knowledge </w:t>
+            </w:r>
+          </w:p>
+          <w:p>
+            <w:pPr>
               <w:jc w:val="center"/>
               <w:rPr>
                 <w:b/>
                 <w:bCs/>
-              </w:rPr>
-            </w:pPr>
-            <w:r>
-              <w:rPr>
-                <w:b/>
-                <w:bCs/>
-              </w:rPr>
-              <w:t xml:space="preserve">Apply New Knowledge </w:t>
-            </w:r>
-          </w:p>
-          <w:p>
-            <w:pPr>
-              <w:jc w:val="center"/>
-              <w:rPr>
-                <w:b/>
-                <w:bCs/>
                 <w:lang w:val="en-US"/>
               </w:rPr>
             </w:pPr>
             <w:r>
-              <w:t>to evaluate their hypotheses in light of what they have learnt</w:t>
+              <w:t xml:space="preserve">to evaluate their hypotheses </w:t>
+            </w:r>
+            <w:proofErr w:type="gramStart"/>
+            <w:r>
+              <w:t>in light of</w:t>
+            </w:r>
+            <w:proofErr w:type="gramEnd"/>
+            <w:r>
+              <w:t xml:space="preserve"> what they have learnt</w:t>
             </w:r>
           </w:p>
         </w:tc>
@@ -3374,15 +3351,13 @@
           </w:tcPr>
           <w:p>
             <w:pPr>
-              <w:jc w:val="center"/>
+              <w:pStyle w:val="Heading3"/>
               <w:rPr>
                 <w:lang w:val="en-US"/>
               </w:rPr>
             </w:pPr>
             <w:r>
               <w:rPr>
-                <w:b/>
-                <w:bCs/>
                 <w:lang w:val="en-SG"/>
               </w:rPr>
               <w:t>Consolidation and Solution Development</w:t>
@@ -3450,7 +3425,6 @@
               </w:rPr>
             </w:pPr>
             <w:r>
-              <w:lastRenderedPageBreak/>
               <w:t>Use structured planning templates to support decision-making.</w:t>
             </w:r>
           </w:p>
@@ -3471,7 +3445,6 @@
               </w:rPr>
             </w:pPr>
             <w:r>
-              <w:lastRenderedPageBreak/>
               <w:t>Require students to independently construct explanations and evaluate alternative interpretations.</w:t>
             </w:r>
           </w:p>
@@ -3532,7 +3505,6 @@
               </w:rPr>
             </w:pPr>
             <w:r>
-              <w:lastRenderedPageBreak/>
               <w:t>Require students to justify recommendations using multiple sources of evidence.</w:t>
             </w:r>
           </w:p>
@@ -7331,7 +7303,6 @@
     <w:next w:val="Normal"/>
     <w:link w:val="Heading3Char"/>
     <w:uiPriority w:val="9"/>
-    <w:semiHidden/>
     <w:unhideWhenUsed/>
     <w:qFormat/>
     <w:rsid w:val="001D531A"/>
@@ -7538,7 +7509,6 @@
     <w:basedOn w:val="DefaultParagraphFont"/>
     <w:link w:val="Heading3"/>
     <w:uiPriority w:val="9"/>
-    <w:semiHidden/>
     <w:rsid w:val="001D531A"/>
     <w:rPr>
       <w:rFonts w:eastAsiaTheme="majorEastAsia" w:cstheme="majorBidi"/>
@@ -8246,14 +8216,12 @@
 </file>
 
 <file path=customXml/item1.xml><?xml version="1.0" encoding="utf-8"?>
-<p:properties xmlns:p="http://schemas.microsoft.com/office/2006/metadata/properties" xmlns:xsi="http://www.w3.org/2001/XMLSchema-instance" xmlns:pc="http://schemas.microsoft.com/office/infopath/2007/PartnerControls">
-  <documentManagement>
-    <TaxCatchAll xmlns="023b6993-7b2a-47fc-abda-801f9cfc4a22" xsi:nil="true"/>
-    <lcf76f155ced4ddcb4097134ff3c332f xmlns="8e7907c9-d300-453a-973f-22b249258053">
-      <Terms xmlns="http://schemas.microsoft.com/office/infopath/2007/PartnerControls"/>
-    </lcf76f155ced4ddcb4097134ff3c332f>
-  </documentManagement>
-</p:properties>
+<?mso-contentType ?>
+<FormTemplates xmlns="http://schemas.microsoft.com/sharepoint/v3/contenttype/forms">
+  <Display>DocumentLibraryForm</Display>
+  <Edit>DocumentLibraryForm</Edit>
+  <New>DocumentLibraryForm</New>
+</FormTemplates>
 </file>
 
 <file path=customXml/item2.xml><?xml version="1.0" encoding="utf-8"?>
@@ -8512,21 +8480,20 @@
 </file>
 
 <file path=customXml/item3.xml><?xml version="1.0" encoding="utf-8"?>
-<?mso-contentType ?>
-<FormTemplates xmlns="http://schemas.microsoft.com/sharepoint/v3/contenttype/forms">
-  <Display>DocumentLibraryForm</Display>
-  <Edit>DocumentLibraryForm</Edit>
-  <New>DocumentLibraryForm</New>
-</FormTemplates>
+<p:properties xmlns:p="http://schemas.microsoft.com/office/2006/metadata/properties" xmlns:xsi="http://www.w3.org/2001/XMLSchema-instance" xmlns:pc="http://schemas.microsoft.com/office/infopath/2007/PartnerControls">
+  <documentManagement>
+    <TaxCatchAll xmlns="023b6993-7b2a-47fc-abda-801f9cfc4a22" xsi:nil="true"/>
+    <lcf76f155ced4ddcb4097134ff3c332f xmlns="8e7907c9-d300-453a-973f-22b249258053">
+      <Terms xmlns="http://schemas.microsoft.com/office/infopath/2007/PartnerControls"/>
+    </lcf76f155ced4ddcb4097134ff3c332f>
+  </documentManagement>
+</p:properties>
 </file>
 
 <file path=customXml/itemProps1.xml><?xml version="1.0" encoding="utf-8"?>
-<ds:datastoreItem xmlns:ds="http://schemas.openxmlformats.org/officeDocument/2006/customXml" ds:itemID="{B0C085E3-8465-4944-ACB0-B7D2E6DC4A83}">
+<ds:datastoreItem xmlns:ds="http://schemas.openxmlformats.org/officeDocument/2006/customXml" ds:itemID="{8A72097D-34D3-4579-B8EE-45EB31A9D5F5}">
   <ds:schemaRefs>
-    <ds:schemaRef ds:uri="http://schemas.microsoft.com/office/2006/metadata/properties"/>
-    <ds:schemaRef ds:uri="http://schemas.microsoft.com/office/infopath/2007/PartnerControls"/>
-    <ds:schemaRef ds:uri="023b6993-7b2a-47fc-abda-801f9cfc4a22"/>
-    <ds:schemaRef ds:uri="8e7907c9-d300-453a-973f-22b249258053"/>
+    <ds:schemaRef ds:uri="http://schemas.microsoft.com/sharepoint/v3/contenttype/forms"/>
   </ds:schemaRefs>
 </ds:datastoreItem>
 </file>
@@ -8551,9 +8518,12 @@
 </file>
 
 <file path=customXml/itemProps3.xml><?xml version="1.0" encoding="utf-8"?>
-<ds:datastoreItem xmlns:ds="http://schemas.openxmlformats.org/officeDocument/2006/customXml" ds:itemID="{8A72097D-34D3-4579-B8EE-45EB31A9D5F5}">
+<ds:datastoreItem xmlns:ds="http://schemas.openxmlformats.org/officeDocument/2006/customXml" ds:itemID="{B0C085E3-8465-4944-ACB0-B7D2E6DC4A83}">
   <ds:schemaRefs>
-    <ds:schemaRef ds:uri="http://schemas.microsoft.com/sharepoint/v3/contenttype/forms"/>
+    <ds:schemaRef ds:uri="http://schemas.microsoft.com/office/2006/metadata/properties"/>
+    <ds:schemaRef ds:uri="http://schemas.microsoft.com/office/infopath/2007/PartnerControls"/>
+    <ds:schemaRef ds:uri="023b6993-7b2a-47fc-abda-801f9cfc4a22"/>
+    <ds:schemaRef ds:uri="8e7907c9-d300-453a-973f-22b249258053"/>
   </ds:schemaRefs>
 </ds:datastoreItem>
 </file>
--- a/PBL.docx
+++ b/PBL.docx
@@ -812,37 +812,22 @@
               <w:t>Use curated virtual tours to build an affective connection to Singapore's heritage buildings</w:t>
             </w:r>
             <w:r>
-              <w:t xml:space="preserve"> (</w:t>
-            </w:r>
-            <w:proofErr w:type="gramStart"/>
-            <w:r>
-              <w:t>e.g</w:t>
-            </w:r>
-            <w:proofErr w:type="gramEnd"/>
-            <w:r>
-              <w:fldChar w:fldCharType="begin"/>
-            </w:r>
-            <w:r>
-              <w:instrText>HYPERLINK "https://www.straitstimes.com/multimedia/graphics/2024/09/singapore-conserved-properties/index.html"</w:instrText>
-            </w:r>
-            <w:r>
-              <w:fldChar w:fldCharType="separate"/>
-            </w:r>
-            <w:r>
-              <w:rPr>
-                <w:rStyle w:val="Hyperlink"/>
-              </w:rPr>
-              <w:t xml:space="preserve">. </w:t>
-            </w:r>
-            <w:r>
-              <w:rPr>
-                <w:rStyle w:val="Hyperlink"/>
-              </w:rPr>
-              <w:t>Neil Road Townhouse</w:t>
-            </w:r>
-            <w:r>
-              <w:fldChar w:fldCharType="end"/>
-            </w:r>
+              <w:t xml:space="preserve"> (e.g</w:t>
+            </w:r>
+            <w:hyperlink r:id="rId10" w:history="1">
+              <w:r>
+                <w:rPr>
+                  <w:rStyle w:val="Hyperlink"/>
+                </w:rPr>
+                <w:t xml:space="preserve">. </w:t>
+              </w:r>
+              <w:r>
+                <w:rPr>
+                  <w:rStyle w:val="Hyperlink"/>
+                </w:rPr>
+                <w:t>Neil Road Townhouse</w:t>
+              </w:r>
+            </w:hyperlink>
             <w:r>
               <w:t>)</w:t>
             </w:r>
@@ -1629,36 +1614,31 @@
             <w:vAlign w:val="center"/>
           </w:tcPr>
           <w:p>
-            <w:pPr>
+            <w:r>
               <w:rPr>
                 <w:b/>
                 <w:bCs/>
-                <w:lang w:val="en-SG"/>
-              </w:rPr>
-            </w:pPr>
-            <w:r>
+              </w:rPr>
+              <w:t>[Understand]</w:t>
+            </w:r>
+            <w:r>
+              <w:t xml:space="preserve"> Students develop conceptual understanding by proposing and refining explanations for the relationships between acidity, material properties, and chemical weathering.</w:t>
+            </w:r>
+          </w:p>
+          <w:p/>
+          <w:p>
+            <w:pPr>
               <w:rPr>
                 <w:b/>
                 <w:bCs/>
-              </w:rPr>
-              <w:t>[Understand]</w:t>
-            </w:r>
-            <w:r>
-              <w:t xml:space="preserve"> Students develop conceptual understanding by proposing and refining explanations for the relationships between acidity, material properties, and chemical weathering.</w:t>
-            </w:r>
+                <w:lang w:val="en-SG"/>
+              </w:rPr>
+            </w:pPr>
             <w:r>
               <w:rPr>
                 <w:b/>
                 <w:bCs/>
               </w:rPr>
-              <w:br/>
-            </w:r>
-            <w:r>
-              <w:rPr>
-                <w:b/>
-                <w:bCs/>
-              </w:rPr>
-              <w:br/>
               <w:t xml:space="preserve">[Understand] </w:t>
             </w:r>
             <w:r>
@@ -1997,23 +1977,7 @@
                 <w:b/>
                 <w:bCs/>
               </w:rPr>
-              <w:t>[</w:t>
-            </w:r>
-            <w:proofErr w:type="gramStart"/>
-            <w:r>
-              <w:rPr>
-                <w:b/>
-                <w:bCs/>
-              </w:rPr>
-              <w:t>Take Action</w:t>
-            </w:r>
-            <w:proofErr w:type="gramEnd"/>
-            <w:r>
-              <w:rPr>
-                <w:b/>
-                <w:bCs/>
-              </w:rPr>
-              <w:t xml:space="preserve">] </w:t>
+              <w:t xml:space="preserve">[Take Action] </w:t>
             </w:r>
             <w:r>
               <w:t>Students take ownership of their learning by identifying and addressing knowledge gaps needed to solve a real-world problem.</w:t>
@@ -2055,15 +2019,7 @@
               </w:rPr>
             </w:pPr>
             <w:r>
-              <w:t xml:space="preserve">to evaluate their hypotheses </w:t>
-            </w:r>
-            <w:proofErr w:type="gramStart"/>
-            <w:r>
-              <w:t>in light of</w:t>
-            </w:r>
-            <w:proofErr w:type="gramEnd"/>
-            <w:r>
-              <w:t xml:space="preserve"> what they have learnt</w:t>
+              <w:t>to evaluate their hypotheses in light of what they have learnt</w:t>
             </w:r>
           </w:p>
         </w:tc>
@@ -2232,36 +2188,31 @@
             <w:tcW w:w="3847" w:type="dxa"/>
           </w:tcPr>
           <w:p>
-            <w:pPr>
+            <w:r>
               <w:rPr>
                 <w:b/>
                 <w:bCs/>
-                <w:lang w:val="en-SG"/>
-              </w:rPr>
-            </w:pPr>
-            <w:r>
+              </w:rPr>
+              <w:t xml:space="preserve">[Understand] </w:t>
+            </w:r>
+            <w:r>
+              <w:t>Students deepen conceptual understanding of acids, pH, reaction rates, and carbonate reactions through evidence-based investigation.</w:t>
+            </w:r>
+          </w:p>
+          <w:p/>
+          <w:p>
+            <w:pPr>
               <w:rPr>
                 <w:b/>
                 <w:bCs/>
-              </w:rPr>
-              <w:t xml:space="preserve">[Understand] </w:t>
-            </w:r>
-            <w:r>
-              <w:t>Students deepen conceptual understanding of acids, pH, reaction rates, and carbonate reactions through evidence-based investigation.</w:t>
-            </w:r>
+                <w:lang w:val="en-SG"/>
+              </w:rPr>
+            </w:pPr>
             <w:r>
               <w:rPr>
                 <w:b/>
                 <w:bCs/>
               </w:rPr>
-              <w:br/>
-            </w:r>
-            <w:r>
-              <w:rPr>
-                <w:b/>
-                <w:bCs/>
-              </w:rPr>
-              <w:br/>
               <w:t xml:space="preserve">[Understand] </w:t>
             </w:r>
             <w:r>
@@ -2467,71 +2418,45 @@
             <w:tcW w:w="3847" w:type="dxa"/>
           </w:tcPr>
           <w:p>
-            <w:pPr>
+            <w:r>
               <w:rPr>
                 <w:b/>
                 <w:bCs/>
-                <w:lang w:val="en-SG"/>
-              </w:rPr>
-            </w:pPr>
+              </w:rPr>
+              <w:t xml:space="preserve">[Understand] </w:t>
+            </w:r>
+            <w:r>
+              <w:t>Students consolidate scientific understanding by linking evidence to explanations about acid-carbonate reactions and material degradation.</w:t>
+            </w:r>
+          </w:p>
+          <w:p/>
+          <w:p>
             <w:r>
               <w:rPr>
                 <w:b/>
                 <w:bCs/>
               </w:rPr>
-              <w:t xml:space="preserve">[Understand] </w:t>
-            </w:r>
-            <w:r>
-              <w:t>Students consolidate scientific understanding by linking evidence to explanations about acid-carbonate reactions and material degradation.</w:t>
-            </w:r>
-            <w:r>
+              <w:t xml:space="preserve">[Appreciate] </w:t>
+            </w:r>
+            <w:r>
+              <w:t>Students recognise how scientific evidence informs decisions about protecting infrastructure and heritage assets.</w:t>
+            </w:r>
+          </w:p>
+          <w:p/>
+          <w:p>
+            <w:pPr>
               <w:rPr>
                 <w:b/>
                 <w:bCs/>
-              </w:rPr>
-              <w:br/>
-            </w:r>
+                <w:lang w:val="en-SG"/>
+              </w:rPr>
+            </w:pPr>
             <w:r>
               <w:rPr>
                 <w:b/>
                 <w:bCs/>
               </w:rPr>
-              <w:br/>
-              <w:t xml:space="preserve">[Appreciate] </w:t>
-            </w:r>
-            <w:r>
-              <w:t>Students recognise how scientific evidence informs decisions about protecting infrastructure and heritage assets.</w:t>
-            </w:r>
-            <w:r>
-              <w:rPr>
-                <w:b/>
-                <w:bCs/>
-              </w:rPr>
-              <w:br/>
-            </w:r>
-            <w:r>
-              <w:rPr>
-                <w:b/>
-                <w:bCs/>
-              </w:rPr>
-              <w:br/>
-              <w:t>[</w:t>
-            </w:r>
-            <w:proofErr w:type="gramStart"/>
-            <w:r>
-              <w:rPr>
-                <w:b/>
-                <w:bCs/>
-              </w:rPr>
-              <w:t>Take Action</w:t>
-            </w:r>
-            <w:proofErr w:type="gramEnd"/>
-            <w:r>
-              <w:rPr>
-                <w:b/>
-                <w:bCs/>
-              </w:rPr>
-              <w:t xml:space="preserve">] </w:t>
+              <w:t xml:space="preserve">[Take Action] </w:t>
             </w:r>
             <w:r>
               <w:t>Students apply scientific understanding to propose and justify evidence-informed solutions to a real-world challenge.</w:t>
@@ -3231,15 +3156,7 @@
               </w:rPr>
             </w:pPr>
             <w:r>
-              <w:t xml:space="preserve">to evaluate their hypotheses </w:t>
-            </w:r>
-            <w:proofErr w:type="gramStart"/>
-            <w:r>
-              <w:t>in light of</w:t>
-            </w:r>
-            <w:proofErr w:type="gramEnd"/>
-            <w:r>
-              <w:t xml:space="preserve"> what they have learnt</w:t>
+              <w:t>to evaluate their hypotheses in light of what they have learnt</w:t>
             </w:r>
           </w:p>
         </w:tc>
